--- a/Fase 3/Evidencias Individuales/Azua_Javiera_3.1_APT122_DiarioReflexionFase3.docx
+++ b/Fase 3/Evidencias Individuales/Azua_Javiera_3.1_APT122_DiarioReflexionFase3.docx
@@ -1,6 +1,6 @@
 
 <file path=word/document.xml><?xml version="1.0" encoding="utf-8"?>
-<w:document xmlns:wpc="http://schemas.microsoft.com/office/word/2010/wordprocessingCanvas" xmlns:cx="http://schemas.microsoft.com/office/drawing/2014/chartex" xmlns:mc="http://schemas.openxmlformats.org/markup-compatibility/2006" xmlns:o="urn:schemas-microsoft-com:office:office" xmlns:r="http://schemas.openxmlformats.org/officeDocument/2006/relationships" xmlns:m="http://schemas.openxmlformats.org/officeDocument/2006/math" xmlns:v="urn:schemas-microsoft-com:vml" xmlns:wp14="http://schemas.microsoft.com/office/word/2010/wordprocessingDrawing" xmlns:wp="http://schemas.openxmlformats.org/drawingml/2006/wordprocessingDrawing" xmlns:w10="urn:schemas-microsoft-com:office:word" xmlns:w="http://schemas.openxmlformats.org/wordprocessingml/2006/main" xmlns:w14="http://schemas.microsoft.com/office/word/2010/wordml" xmlns:w15="http://schemas.microsoft.com/office/word/2012/wordml" xmlns:w16se="http://schemas.microsoft.com/office/word/2015/wordml/symex" xmlns:wpg="http://schemas.microsoft.com/office/word/2010/wordprocessingGroup" xmlns:wpi="http://schemas.microsoft.com/office/word/2010/wordprocessingInk" xmlns:wne="http://schemas.microsoft.com/office/word/2006/wordml" xmlns:wps="http://schemas.microsoft.com/office/word/2010/wordprocessingShape" mc:Ignorable="w14 w15 w16se wp14">
+<w:document xmlns:wpc="http://schemas.microsoft.com/office/word/2010/wordprocessingCanvas" xmlns:cx="http://schemas.microsoft.com/office/drawing/2014/chartex" xmlns:cx1="http://schemas.microsoft.com/office/drawing/2015/9/8/chartex" xmlns:cx2="http://schemas.microsoft.com/office/drawing/2015/10/21/chartex" xmlns:cx3="http://schemas.microsoft.com/office/drawing/2016/5/9/chartex" xmlns:cx4="http://schemas.microsoft.com/office/drawing/2016/5/10/chartex" xmlns:cx5="http://schemas.microsoft.com/office/drawing/2016/5/11/chartex" xmlns:cx6="http://schemas.microsoft.com/office/drawing/2016/5/12/chartex" xmlns:cx7="http://schemas.microsoft.com/office/drawing/2016/5/13/chartex" xmlns:cx8="http://schemas.microsoft.com/office/drawing/2016/5/14/chartex" xmlns:mc="http://schemas.openxmlformats.org/markup-compatibility/2006" xmlns:aink="http://schemas.microsoft.com/office/drawing/2016/ink" xmlns:am3d="http://schemas.microsoft.com/office/drawing/2017/model3d" xmlns:o="urn:schemas-microsoft-com:office:office" xmlns:oel="http://schemas.microsoft.com/office/2019/extlst" xmlns:r="http://schemas.openxmlformats.org/officeDocument/2006/relationships" xmlns:m="http://schemas.openxmlformats.org/officeDocument/2006/math" xmlns:v="urn:schemas-microsoft-com:vml" xmlns:wp14="http://schemas.microsoft.com/office/word/2010/wordprocessingDrawing" xmlns:wp="http://schemas.openxmlformats.org/drawingml/2006/wordprocessingDrawing" xmlns:w10="urn:schemas-microsoft-com:office:word" xmlns:w="http://schemas.openxmlformats.org/wordprocessingml/2006/main" xmlns:w14="http://schemas.microsoft.com/office/word/2010/wordml" xmlns:w15="http://schemas.microsoft.com/office/word/2012/wordml" xmlns:w16cex="http://schemas.microsoft.com/office/word/2018/wordml/cex" xmlns:w16cid="http://schemas.microsoft.com/office/word/2016/wordml/cid" xmlns:w16="http://schemas.microsoft.com/office/word/2018/wordml" xmlns:w16du="http://schemas.microsoft.com/office/word/2023/wordml/word16du" xmlns:w16sdtdh="http://schemas.microsoft.com/office/word/2020/wordml/sdtdatahash" xmlns:w16sdtfl="http://schemas.microsoft.com/office/word/2024/wordml/sdtformatlock" xmlns:w16se="http://schemas.microsoft.com/office/word/2015/wordml/symex" xmlns:wpg="http://schemas.microsoft.com/office/word/2010/wordprocessingGroup" xmlns:wpi="http://schemas.microsoft.com/office/word/2010/wordprocessingInk" xmlns:wne="http://schemas.microsoft.com/office/word/2006/wordml" xmlns:wps="http://schemas.microsoft.com/office/word/2010/wordprocessingShape" mc:Ignorable="w14 w15 w16se w16cid w16 w16cex w16sdtdh w16sdtfl w16du wp14">
   <w:body>
     <w:p/>
     <w:tbl>
@@ -303,6 +303,8 @@
               <w:jc w:val="both"/>
               <w:rPr>
                 <w:rFonts w:eastAsiaTheme="majorEastAsia"/>
+                <w:b/>
+                <w:bCs/>
                 <w:color w:val="767171" w:themeColor="background2" w:themeShade="80"/>
                 <w:sz w:val="24"/>
                 <w:szCs w:val="24"/>
@@ -311,10 +313,31 @@
             <w:r>
               <w:rPr>
                 <w:rFonts w:eastAsiaTheme="majorEastAsia"/>
+                <w:b/>
+                <w:bCs/>
                 <w:sz w:val="24"/>
                 <w:szCs w:val="24"/>
               </w:rPr>
               <w:t xml:space="preserve">¿Luego de haber realizado tu Proyecto APT han cambiado tus intereses profesionales? ¿De qué manera han cambiado? </w:t>
+            </w:r>
+          </w:p>
+          <w:p>
+            <w:pPr>
+              <w:spacing w:before="240" w:after="160"/>
+              <w:jc w:val="both"/>
+              <w:rPr>
+                <w:rFonts w:eastAsiaTheme="majorEastAsia" w:cstheme="minorHAnsi"/>
+                <w:sz w:val="24"/>
+                <w:szCs w:val="24"/>
+              </w:rPr>
+            </w:pPr>
+            <w:r>
+              <w:rPr>
+                <w:rFonts w:eastAsiaTheme="majorEastAsia" w:cstheme="minorHAnsi"/>
+                <w:sz w:val="24"/>
+                <w:szCs w:val="24"/>
+              </w:rPr>
+              <w:t>Luego de revisar mis intereses profesionales iniciales descritos en la Pauta de Reflexión de la Fase 1, puedo decir que mis intereses no han cambiado tras la realización del Proyecto APT. Desde el principio he tenido claridad en que mis motivaciones principales están orientadas al desarrollo de software, la programación y el trabajo con bases de datos, intereses que se reflejan tanto en las asignaturas que más disfruté como en las habilidades que he venido fortaleciendo durante la carrera. Al evaluar mi proceso en el Proyecto APT, confirmo que mis intereses profesionales se han mantenido estables, ya que el proyecto me permitió aplicar de manera práctica competencias que considero mis mayores fortalezas, como la programación, el diseño de modelos de datos y la resolución de problemas técnicos. Esto reafirmó que estoy encaminado en el área que realmente me motiva y en la que deseo seguir desarrollándome profesionalmente.</w:t>
             </w:r>
           </w:p>
           <w:p>
@@ -327,6 +350,8 @@
               <w:jc w:val="both"/>
               <w:rPr>
                 <w:rFonts w:eastAsiaTheme="majorEastAsia"/>
+                <w:b/>
+                <w:bCs/>
                 <w:color w:val="767171" w:themeColor="background2" w:themeShade="80"/>
                 <w:sz w:val="24"/>
                 <w:szCs w:val="24"/>
@@ -335,6 +360,8 @@
             <w:r>
               <w:rPr>
                 <w:rFonts w:eastAsiaTheme="majorEastAsia"/>
+                <w:b/>
+                <w:bCs/>
                 <w:sz w:val="24"/>
                 <w:szCs w:val="24"/>
               </w:rPr>
@@ -343,14 +370,33 @@
           </w:p>
           <w:p>
             <w:pPr>
+              <w:pStyle w:val="Prrafodelista"/>
+              <w:jc w:val="both"/>
+              <w:rPr>
+                <w:rFonts w:eastAsiaTheme="majorEastAsia"/>
+                <w:color w:val="767171" w:themeColor="background2" w:themeShade="80"/>
+                <w:sz w:val="24"/>
+                <w:szCs w:val="24"/>
+              </w:rPr>
+            </w:pPr>
+          </w:p>
+          <w:p>
+            <w:pPr>
               <w:jc w:val="both"/>
               <w:rPr>
                 <w:rFonts w:ascii="Calibri" w:hAnsi="Calibri"/>
-                <w:b/>
-                <w:bCs/>
-                <w:color w:val="1F4E79" w:themeColor="accent1" w:themeShade="80"/>
+                <w:sz w:val="24"/>
+                <w:szCs w:val="24"/>
               </w:rPr>
             </w:pPr>
+            <w:r>
+              <w:rPr>
+                <w:rFonts w:ascii="Calibri" w:hAnsi="Calibri"/>
+                <w:sz w:val="24"/>
+                <w:szCs w:val="24"/>
+              </w:rPr>
+              <w:t>Aunque mis intereses no cambiaron, el Proyecto APT sí influyó positivamente en la manera en que los confirmo y valoro. A través del proyecto pude aplicar mis habilidades técnicas en un contexto real, lo que reforzó mi interés por seguir desarrollándome como profesional del área tecnológica. Además, reconocí la importancia de competencias complementarias, como la planificación del trabajo, la documentación y la gestión del tiempo, áreas que había identificado como oportunidades de mejora desde la Fase 1 y que volvieron a evidenciarse durante el desarrollo del Proyecto APT. También pude participar en un proyecto alineado con mis metas profesionales, especialmente porque el “Sistema Unidad Territorial” se relaciona directamente con lo que quiero hacer en mi futuro laboral, integrando bases de datos, desarrollo de software y soluciones destinadas a mejorar procesos reales.</w:t>
+            </w:r>
           </w:p>
           <w:p>
             <w:pPr>
@@ -514,6 +560,8 @@
               <w:jc w:val="both"/>
               <w:rPr>
                 <w:rFonts w:eastAsiaTheme="majorEastAsia"/>
+                <w:b/>
+                <w:bCs/>
                 <w:color w:val="767171" w:themeColor="background2" w:themeShade="80"/>
                 <w:sz w:val="24"/>
                 <w:szCs w:val="24"/>
@@ -522,10 +570,31 @@
             <w:r>
               <w:rPr>
                 <w:rFonts w:eastAsiaTheme="majorEastAsia"/>
+                <w:b/>
+                <w:bCs/>
                 <w:sz w:val="24"/>
                 <w:szCs w:val="24"/>
               </w:rPr>
               <w:t>¿Luego de haber realizado tu Proyecto APT han cambiado tus fortalezas y debilidades? ¿De qué manera han cambiado?</w:t>
+            </w:r>
+          </w:p>
+          <w:p>
+            <w:pPr>
+              <w:spacing w:before="240" w:after="160"/>
+              <w:jc w:val="both"/>
+              <w:rPr>
+                <w:rFonts w:eastAsiaTheme="majorEastAsia" w:cstheme="minorHAnsi"/>
+                <w:sz w:val="24"/>
+                <w:szCs w:val="24"/>
+              </w:rPr>
+            </w:pPr>
+            <w:r>
+              <w:rPr>
+                <w:rFonts w:eastAsiaTheme="majorEastAsia" w:cstheme="minorHAnsi"/>
+                <w:sz w:val="24"/>
+                <w:szCs w:val="24"/>
+              </w:rPr>
+              <w:t>Luego de haber realizado mi Proyecto APT, considero que mis fortalezas y debilidades no han cambiado de manera radical, pero sí han evolucionado en la forma en que las reconozco y gestiono. Desde el inicio identifiqué como fortalezas mis habilidades en programación, desarrollo de software y trabajo con bases de datos, y durante el proyecto estas competencias se reafirmaron, ya que pude aplicarlas de manera práctica y constatar que me desenvuelvo con seguridad en tareas técnicas y de resolución de problemas. Por otro lado, las debilidades que mencioné al comienzo, como la planificación del trabajo, la organización del tiempo y la documentación formal, se hicieron nuevamente visibles en el proceso del proyecto, lo que refuerza la necesidad de seguir desarrollándolas. Sin embargo, a diferencia del inicio, ahora tengo una visión más clara de cómo estas áreas influyen directamente en el avance del proyecto y en la calidad del resultado final.</w:t>
             </w:r>
           </w:p>
           <w:p>
@@ -538,6 +607,8 @@
               <w:jc w:val="both"/>
               <w:rPr>
                 <w:rFonts w:eastAsiaTheme="majorEastAsia"/>
+                <w:b/>
+                <w:bCs/>
                 <w:color w:val="767171" w:themeColor="background2" w:themeShade="80"/>
                 <w:sz w:val="24"/>
                 <w:szCs w:val="24"/>
@@ -546,10 +617,31 @@
             <w:r>
               <w:rPr>
                 <w:rFonts w:eastAsiaTheme="majorEastAsia"/>
+                <w:b/>
+                <w:bCs/>
                 <w:sz w:val="24"/>
                 <w:szCs w:val="24"/>
               </w:rPr>
               <w:t>¿Cuáles son tus planes para seguir desarrollando tus fortalezas?</w:t>
+            </w:r>
+          </w:p>
+          <w:p>
+            <w:pPr>
+              <w:spacing w:after="160"/>
+              <w:jc w:val="both"/>
+              <w:rPr>
+                <w:rFonts w:eastAsiaTheme="majorEastAsia" w:cstheme="minorHAnsi"/>
+                <w:sz w:val="24"/>
+                <w:szCs w:val="24"/>
+              </w:rPr>
+            </w:pPr>
+            <w:r>
+              <w:rPr>
+                <w:rFonts w:eastAsiaTheme="majorEastAsia" w:cstheme="minorHAnsi"/>
+                <w:sz w:val="24"/>
+                <w:szCs w:val="24"/>
+              </w:rPr>
+              <w:t>En cuanto a mis planes para seguir desarrollando mis fortalezas, pretendo continuar practicando y ampliando mis conocimientos en programación y bases de datos a través de proyectos personales, cursos complementarios y desafíos técnicos que me permitan mejorar continuamente. También quiero aprovechar futuras instancias académicas y laborales para especializarme en áreas que me interesan, como desarrollo de soluciones informáticas y análisis de datos.</w:t>
             </w:r>
           </w:p>
           <w:p>
@@ -559,9 +651,12 @@
                 <w:ilvl w:val="0"/>
                 <w:numId w:val="40"/>
               </w:numPr>
+              <w:spacing w:after="160"/>
               <w:jc w:val="both"/>
               <w:rPr>
                 <w:rFonts w:eastAsiaTheme="majorEastAsia"/>
+                <w:b/>
+                <w:bCs/>
                 <w:color w:val="767171" w:themeColor="background2" w:themeShade="80"/>
                 <w:sz w:val="24"/>
                 <w:szCs w:val="24"/>
@@ -570,6 +665,8 @@
             <w:r>
               <w:rPr>
                 <w:rFonts w:eastAsiaTheme="majorEastAsia"/>
+                <w:b/>
+                <w:bCs/>
                 <w:sz w:val="24"/>
                 <w:szCs w:val="24"/>
               </w:rPr>
@@ -580,25 +677,19 @@
             <w:pPr>
               <w:jc w:val="both"/>
               <w:rPr>
-                <w:rFonts w:ascii="Century Gothic" w:eastAsiaTheme="minorEastAsia" w:hAnsi="Century Gothic"/>
-                <w:b/>
-                <w:bCs/>
-                <w:sz w:val="20"/>
-                <w:szCs w:val="20"/>
-                <w:lang w:eastAsia="es-ES"/>
+                <w:rFonts w:ascii="Calibri" w:hAnsi="Calibri"/>
+                <w:sz w:val="24"/>
+                <w:szCs w:val="24"/>
               </w:rPr>
             </w:pPr>
-          </w:p>
-          <w:p>
-            <w:pPr>
-              <w:jc w:val="both"/>
+            <w:r>
               <w:rPr>
                 <w:rFonts w:ascii="Calibri" w:hAnsi="Calibri"/>
-                <w:b/>
-                <w:bCs/>
-                <w:color w:val="1F4E79" w:themeColor="accent1" w:themeShade="80"/>
+                <w:sz w:val="24"/>
+                <w:szCs w:val="24"/>
               </w:rPr>
-            </w:pPr>
+              <w:t>Respecto a mis debilidades, mi plan es trabajar de manera más consciente en la gestión del tiempo y en la organización de tareas, utilizando herramientas de planificación que me ayuden a anticipar riesgos y distribuir mejor el trabajo. Además, quiero mejorar mis habilidades de documentación y comunicación técnica, incorporando prácticas como redactar informes de manera progresiva durante los proyectos y revisar modelos formales de documentación. Considero que fortalecer estas áreas no solo mejorará mi desempeño académico, sino también mi proyección como profesional en el ámbito tecnológico.</w:t>
+            </w:r>
           </w:p>
           <w:p>
             <w:pPr>
@@ -738,8 +829,6 @@
                 <w:szCs w:val="24"/>
               </w:rPr>
             </w:pPr>
-            <w:bookmarkStart w:id="0" w:name="_GoBack"/>
-            <w:bookmarkEnd w:id="0"/>
             <w:r>
               <w:rPr>
                 <w:rFonts w:eastAsiaTheme="majorEastAsia"/>
@@ -785,7 +874,43 @@
               <w:jc w:val="both"/>
               <w:rPr>
                 <w:rFonts w:eastAsiaTheme="majorEastAsia"/>
+                <w:b/>
+                <w:bCs/>
                 <w:color w:val="767171" w:themeColor="background2" w:themeShade="80"/>
+                <w:sz w:val="24"/>
+                <w:szCs w:val="24"/>
+              </w:rPr>
+            </w:pPr>
+            <w:r>
+              <w:rPr>
+                <w:rFonts w:eastAsiaTheme="majorEastAsia"/>
+                <w:b/>
+                <w:bCs/>
+                <w:sz w:val="24"/>
+                <w:szCs w:val="24"/>
+              </w:rPr>
+              <w:t>¿Luego de haber realizado tu Proyecto APT han cambiado tus proyecciones laborales? ¿De qué manera han cambiado?</w:t>
+            </w:r>
+          </w:p>
+          <w:p>
+            <w:pPr>
+              <w:pStyle w:val="Prrafodelista"/>
+              <w:jc w:val="both"/>
+              <w:rPr>
+                <w:rFonts w:eastAsiaTheme="majorEastAsia"/>
+                <w:b/>
+                <w:bCs/>
+                <w:color w:val="767171" w:themeColor="background2" w:themeShade="80"/>
+                <w:sz w:val="24"/>
+                <w:szCs w:val="24"/>
+              </w:rPr>
+            </w:pPr>
+          </w:p>
+          <w:p>
+            <w:pPr>
+              <w:jc w:val="both"/>
+              <w:rPr>
+                <w:rFonts w:eastAsiaTheme="majorEastAsia"/>
                 <w:sz w:val="24"/>
                 <w:szCs w:val="24"/>
               </w:rPr>
@@ -796,8 +921,18 @@
                 <w:sz w:val="24"/>
                 <w:szCs w:val="24"/>
               </w:rPr>
-              <w:t>¿Luego de haber realizado tu Proyecto APT han cambiado tus proyecciones laborales? ¿De qué manera han cambiado?</w:t>
+              <w:t>Luego de haber realizado mi Proyecto APT, considero que mis proyecciones laborales no han cambiado, pero sí se han fortalecido y clarificado. Desde el inicio tenía la expectativa de desarrollarme profesionalmente en el área del desarrollo de software, la programación y el trabajo con bases de datos, y el Proyecto APT reafirmó que este es el camino en el que quiero avanzar. La experiencia del proyecto me permitió enfrentar desafíos técnicos reales, aplicar conocimientos que disfruto y comprender mejor el tipo de problemas que me gustaría resolver en mi vida profesional. Esto no modificó mis proyecciones, pero sí fortaleció mi convicción de que quiero seguir creciendo en el ámbito del desarrollo tecnológico y perfeccionarme en áreas relacionadas con la ingeniería de software, análisis de datos y automatización de procesos.</w:t>
             </w:r>
+          </w:p>
+          <w:p>
+            <w:pPr>
+              <w:jc w:val="both"/>
+              <w:rPr>
+                <w:rFonts w:eastAsiaTheme="majorEastAsia"/>
+                <w:sz w:val="24"/>
+                <w:szCs w:val="24"/>
+              </w:rPr>
+            </w:pPr>
           </w:p>
           <w:p>
             <w:pPr>
@@ -809,6 +944,8 @@
               <w:jc w:val="both"/>
               <w:rPr>
                 <w:rFonts w:eastAsiaTheme="majorEastAsia"/>
+                <w:b/>
+                <w:bCs/>
                 <w:color w:val="767171" w:themeColor="background2" w:themeShade="80"/>
                 <w:sz w:val="24"/>
                 <w:szCs w:val="24"/>
@@ -817,6 +954,8 @@
             <w:r>
               <w:rPr>
                 <w:rFonts w:eastAsiaTheme="majorEastAsia"/>
+                <w:b/>
+                <w:bCs/>
                 <w:sz w:val="24"/>
                 <w:szCs w:val="24"/>
               </w:rPr>
@@ -839,11 +978,18 @@
               <w:jc w:val="both"/>
               <w:rPr>
                 <w:rFonts w:ascii="Calibri" w:hAnsi="Calibri"/>
-                <w:b/>
-                <w:bCs/>
-                <w:color w:val="1F4E79" w:themeColor="accent1" w:themeShade="80"/>
+                <w:sz w:val="24"/>
+                <w:szCs w:val="24"/>
               </w:rPr>
             </w:pPr>
+            <w:r>
+              <w:rPr>
+                <w:rFonts w:ascii="Calibri" w:hAnsi="Calibri"/>
+                <w:sz w:val="24"/>
+                <w:szCs w:val="24"/>
+              </w:rPr>
+              <w:t>En cuanto a cómo me imagino en cinco años, visualizo un escenario laboral en el que me desempeñe como desarrollador o ingeniero de software dentro de un equipo técnico, participando en proyectos que involucren la creación de soluciones innovadoras, la construcción de modelos de datos y la implementación de tecnologías que aporten valor a una organización. Me gustaría estar trabajando en un entorno donde pueda aplicar mis habilidades de programación, ampliar mis conocimientos en tecnologías emergentes y asumir gradualmente mayores responsabilidades, ya sea liderando partes del desarrollo o participando en la toma de decisiones técnicas. También me imagino con un perfil más sólido, habiendo mejorado mis competencias en gestión de proyectos y comunicación técnica, lo que me permitiría desempeñar un rol más estratégico dentro del área tecnológica.</w:t>
+            </w:r>
           </w:p>
           <w:p>
             <w:pPr>
@@ -895,8 +1041,6 @@
     </w:p>
     <w:p>
       <w:pPr>
-        <w:spacing w:after="0" w:line="360" w:lineRule="auto"/>
-        <w:jc w:val="both"/>
         <w:rPr>
           <w:color w:val="595959" w:themeColor="text1" w:themeTint="A6"/>
           <w:sz w:val="24"/>
@@ -904,6 +1048,15 @@
           <w:lang w:eastAsia="ja-JP"/>
         </w:rPr>
       </w:pPr>
+      <w:r>
+        <w:rPr>
+          <w:color w:val="595959" w:themeColor="text1" w:themeTint="A6"/>
+          <w:sz w:val="24"/>
+          <w:szCs w:val="24"/>
+          <w:lang w:eastAsia="ja-JP"/>
+        </w:rPr>
+        <w:br w:type="page"/>
+      </w:r>
     </w:p>
     <w:tbl>
       <w:tblPr>
@@ -945,6 +1098,7 @@
                 <w:sz w:val="24"/>
                 <w:szCs w:val="24"/>
               </w:rPr>
+              <w:lastRenderedPageBreak/>
               <w:t>4. Reflexiona sobre tu experiencia de trabajo en grupo y responde:</w:t>
             </w:r>
           </w:p>
@@ -970,7 +1124,43 @@
               <w:jc w:val="both"/>
               <w:rPr>
                 <w:rFonts w:eastAsiaTheme="majorEastAsia"/>
+                <w:b/>
+                <w:bCs/>
                 <w:color w:val="767171" w:themeColor="background2" w:themeShade="80"/>
+                <w:sz w:val="24"/>
+                <w:szCs w:val="24"/>
+              </w:rPr>
+            </w:pPr>
+            <w:r>
+              <w:rPr>
+                <w:rFonts w:eastAsiaTheme="majorEastAsia"/>
+                <w:b/>
+                <w:bCs/>
+                <w:sz w:val="24"/>
+                <w:szCs w:val="24"/>
+              </w:rPr>
+              <w:t>¿Qué aspectos positivos y negativos identificas del trabajo en grupo realizado en esta asignatura?</w:t>
+            </w:r>
+          </w:p>
+          <w:p>
+            <w:pPr>
+              <w:pStyle w:val="Prrafodelista"/>
+              <w:jc w:val="both"/>
+              <w:rPr>
+                <w:rFonts w:eastAsiaTheme="majorEastAsia"/>
+                <w:b/>
+                <w:bCs/>
+                <w:color w:val="767171" w:themeColor="background2" w:themeShade="80"/>
+                <w:sz w:val="24"/>
+                <w:szCs w:val="24"/>
+              </w:rPr>
+            </w:pPr>
+          </w:p>
+          <w:p>
+            <w:pPr>
+              <w:jc w:val="both"/>
+              <w:rPr>
+                <w:rFonts w:eastAsiaTheme="majorEastAsia"/>
                 <w:sz w:val="24"/>
                 <w:szCs w:val="24"/>
               </w:rPr>
@@ -981,8 +1171,46 @@
                 <w:sz w:val="24"/>
                 <w:szCs w:val="24"/>
               </w:rPr>
-              <w:t>¿Qué aspectos positivos y negativos identificas del trabajo en grupo realizado en esta asignatura?</w:t>
+              <w:t>En el trabajo en grupo realizado durante esta asignatura, identifico varios aspectos positivos que contribuyeron al buen desarrollo del Proyecto APT. Uno de los más relevantes fue la comunicación constante y fluida que mantuvimos, lo que permitió coordinarnos adecuadamente, resolver dudas a tiempo y avanzar de manera organizada. También destaco la responsabilidad compartida: ambos integrantes del equipo asumimos nuestras tareas con compromiso y disposición para apoyar al otro cuando surgían dificultades técnicas o retrasos. Esto generó un ambiente de colaboración y confianza que facilitó el progreso del proyecto.</w:t>
             </w:r>
+          </w:p>
+          <w:p>
+            <w:pPr>
+              <w:jc w:val="both"/>
+              <w:rPr>
+                <w:rFonts w:eastAsiaTheme="majorEastAsia"/>
+                <w:sz w:val="24"/>
+                <w:szCs w:val="24"/>
+              </w:rPr>
+            </w:pPr>
+          </w:p>
+          <w:p>
+            <w:pPr>
+              <w:jc w:val="both"/>
+              <w:rPr>
+                <w:rFonts w:eastAsiaTheme="majorEastAsia"/>
+                <w:sz w:val="24"/>
+                <w:szCs w:val="24"/>
+              </w:rPr>
+            </w:pPr>
+            <w:r>
+              <w:rPr>
+                <w:rFonts w:eastAsiaTheme="majorEastAsia"/>
+                <w:sz w:val="24"/>
+                <w:szCs w:val="24"/>
+              </w:rPr>
+              <w:t>En cuanto a los aspectos negativos, uno de los principales desafíos fue la planificación inicial, que en algunos momentos no fue lo suficientemente detallada para anticipar imprevistos o dependencias técnicas. Esto provocó ciertos retrasos y la necesidad de reorganizar actividades a mitad del proceso. Además, algunas tareas se extendieron más de lo previsto debido a la falta de definición inicial o a que la distribución del trabajo no siempre fue completamente equilibrada. Aunque estos aspectos no impidieron avanzar, sí evidenciaron áreas que pueden mejorarse en futuros trabajos grupales.</w:t>
+            </w:r>
+          </w:p>
+          <w:p>
+            <w:pPr>
+              <w:jc w:val="both"/>
+              <w:rPr>
+                <w:rFonts w:eastAsiaTheme="majorEastAsia"/>
+                <w:sz w:val="24"/>
+                <w:szCs w:val="24"/>
+              </w:rPr>
+            </w:pPr>
           </w:p>
           <w:p>
             <w:pPr>
@@ -993,6 +1221,8 @@
               </w:numPr>
               <w:jc w:val="both"/>
               <w:rPr>
+                <w:b/>
+                <w:bCs/>
                 <w:sz w:val="24"/>
                 <w:szCs w:val="24"/>
               </w:rPr>
@@ -1000,6 +1230,8 @@
             <w:r>
               <w:rPr>
                 <w:rFonts w:eastAsiaTheme="majorEastAsia"/>
+                <w:b/>
+                <w:bCs/>
                 <w:sz w:val="24"/>
                 <w:szCs w:val="24"/>
               </w:rPr>
@@ -1010,6 +1242,8 @@
             <w:pPr>
               <w:jc w:val="both"/>
               <w:rPr>
+                <w:b/>
+                <w:bCs/>
                 <w:sz w:val="24"/>
                 <w:szCs w:val="24"/>
               </w:rPr>
@@ -1023,6 +1257,13 @@
                 <w:szCs w:val="24"/>
               </w:rPr>
             </w:pPr>
+            <w:r>
+              <w:rPr>
+                <w:sz w:val="24"/>
+                <w:szCs w:val="24"/>
+              </w:rPr>
+              <w:t>Para mis próximos trabajos en grupo dentro de contextos laborales, considero que puedo mejorar en varios aspectos que facilitarían una colaboración más eficiente y organizada. En primer lugar, me gustaría fortalecer mi capacidad de anticipar riesgos y dificultades antes de que afecten el avance del proyecto, incorporando prácticas de planificación más detalladas y revisiones periódicas del progreso. También creo importante mejorar en la comunicación proactiva, expresando dudas o problemas con mayor anticipación para evitar retrasos y promover soluciones tempranas dentro del equipo.</w:t>
+            </w:r>
           </w:p>
           <w:p>
             <w:pPr>
@@ -1032,24 +1273,13 @@
                 <w:szCs w:val="24"/>
               </w:rPr>
             </w:pPr>
-          </w:p>
-          <w:p>
-            <w:pPr>
-              <w:jc w:val="both"/>
+            <w:r>
               <w:rPr>
                 <w:sz w:val="24"/>
                 <w:szCs w:val="24"/>
               </w:rPr>
-            </w:pPr>
-          </w:p>
-          <w:p>
-            <w:pPr>
-              <w:jc w:val="both"/>
-              <w:rPr>
-                <w:sz w:val="24"/>
-                <w:szCs w:val="24"/>
-              </w:rPr>
-            </w:pPr>
+              <w:t>Además, considero necesario seguir desarrollando mis habilidades de documentación y organización, ya que en el entorno laboral estos elementos son fundamentales para mantener claridad en las tareas, asegurar la continuidad del trabajo y facilitar la coordinación entre los miembros del equipo. Finalmente, me gustaría mejorar en la gestión del tiempo, distribuyendo de manera más equilibrada mis responsabilidades para asegurar un aporte constante y alineado con los objetivos del grupo.</w:t>
+            </w:r>
           </w:p>
           <w:p>
             <w:pPr>
@@ -1126,7 +1356,7 @@
 </file>
 
 <file path=word/endnotes.xml><?xml version="1.0" encoding="utf-8"?>
-<w:endnotes xmlns:wpc="http://schemas.microsoft.com/office/word/2010/wordprocessingCanvas" xmlns:cx="http://schemas.microsoft.com/office/drawing/2014/chartex" xmlns:mc="http://schemas.openxmlformats.org/markup-compatibility/2006" xmlns:o="urn:schemas-microsoft-com:office:office" xmlns:r="http://schemas.openxmlformats.org/officeDocument/2006/relationships" xmlns:m="http://schemas.openxmlformats.org/officeDocument/2006/math" xmlns:v="urn:schemas-microsoft-com:vml" xmlns:wp14="http://schemas.microsoft.com/office/word/2010/wordprocessingDrawing" xmlns:wp="http://schemas.openxmlformats.org/drawingml/2006/wordprocessingDrawing" xmlns:w10="urn:schemas-microsoft-com:office:word" xmlns:w="http://schemas.openxmlformats.org/wordprocessingml/2006/main" xmlns:w14="http://schemas.microsoft.com/office/word/2010/wordml" xmlns:w15="http://schemas.microsoft.com/office/word/2012/wordml" xmlns:w16se="http://schemas.microsoft.com/office/word/2015/wordml/symex" xmlns:wpg="http://schemas.microsoft.com/office/word/2010/wordprocessingGroup" xmlns:wpi="http://schemas.microsoft.com/office/word/2010/wordprocessingInk" xmlns:wne="http://schemas.microsoft.com/office/word/2006/wordml" xmlns:wps="http://schemas.microsoft.com/office/word/2010/wordprocessingShape" mc:Ignorable="w14 w15 w16se wp14">
+<w:endnotes xmlns:wpc="http://schemas.microsoft.com/office/word/2010/wordprocessingCanvas" xmlns:cx="http://schemas.microsoft.com/office/drawing/2014/chartex" xmlns:cx1="http://schemas.microsoft.com/office/drawing/2015/9/8/chartex" xmlns:cx2="http://schemas.microsoft.com/office/drawing/2015/10/21/chartex" xmlns:cx3="http://schemas.microsoft.com/office/drawing/2016/5/9/chartex" xmlns:cx4="http://schemas.microsoft.com/office/drawing/2016/5/10/chartex" xmlns:cx5="http://schemas.microsoft.com/office/drawing/2016/5/11/chartex" xmlns:cx6="http://schemas.microsoft.com/office/drawing/2016/5/12/chartex" xmlns:cx7="http://schemas.microsoft.com/office/drawing/2016/5/13/chartex" xmlns:cx8="http://schemas.microsoft.com/office/drawing/2016/5/14/chartex" xmlns:mc="http://schemas.openxmlformats.org/markup-compatibility/2006" xmlns:aink="http://schemas.microsoft.com/office/drawing/2016/ink" xmlns:am3d="http://schemas.microsoft.com/office/drawing/2017/model3d" xmlns:o="urn:schemas-microsoft-com:office:office" xmlns:oel="http://schemas.microsoft.com/office/2019/extlst" xmlns:r="http://schemas.openxmlformats.org/officeDocument/2006/relationships" xmlns:m="http://schemas.openxmlformats.org/officeDocument/2006/math" xmlns:v="urn:schemas-microsoft-com:vml" xmlns:wp14="http://schemas.microsoft.com/office/word/2010/wordprocessingDrawing" xmlns:wp="http://schemas.openxmlformats.org/drawingml/2006/wordprocessingDrawing" xmlns:w10="urn:schemas-microsoft-com:office:word" xmlns:w="http://schemas.openxmlformats.org/wordprocessingml/2006/main" xmlns:w14="http://schemas.microsoft.com/office/word/2010/wordml" xmlns:w15="http://schemas.microsoft.com/office/word/2012/wordml" xmlns:w16cex="http://schemas.microsoft.com/office/word/2018/wordml/cex" xmlns:w16cid="http://schemas.microsoft.com/office/word/2016/wordml/cid" xmlns:w16="http://schemas.microsoft.com/office/word/2018/wordml" xmlns:w16du="http://schemas.microsoft.com/office/word/2023/wordml/word16du" xmlns:w16sdtdh="http://schemas.microsoft.com/office/word/2020/wordml/sdtdatahash" xmlns:w16sdtfl="http://schemas.microsoft.com/office/word/2024/wordml/sdtformatlock" xmlns:w16se="http://schemas.microsoft.com/office/word/2015/wordml/symex" xmlns:wpg="http://schemas.microsoft.com/office/word/2010/wordprocessingGroup" xmlns:wpi="http://schemas.microsoft.com/office/word/2010/wordprocessingInk" xmlns:wne="http://schemas.microsoft.com/office/word/2006/wordml" xmlns:wps="http://schemas.microsoft.com/office/word/2010/wordprocessingShape" mc:Ignorable="w14 w15 w16se w16cid w16 w16cex w16sdtdh w16sdtfl w16du wp14">
   <w:endnote w:type="separator" w:id="-1">
     <w:p>
       <w:pPr>
@@ -1151,7 +1381,7 @@
 </file>
 
 <file path=word/footer1.xml><?xml version="1.0" encoding="utf-8"?>
-<w:ftr xmlns:wpc="http://schemas.microsoft.com/office/word/2010/wordprocessingCanvas" xmlns:cx="http://schemas.microsoft.com/office/drawing/2014/chartex" xmlns:mc="http://schemas.openxmlformats.org/markup-compatibility/2006" xmlns:o="urn:schemas-microsoft-com:office:office" xmlns:r="http://schemas.openxmlformats.org/officeDocument/2006/relationships" xmlns:m="http://schemas.openxmlformats.org/officeDocument/2006/math" xmlns:v="urn:schemas-microsoft-com:vml" xmlns:wp14="http://schemas.microsoft.com/office/word/2010/wordprocessingDrawing" xmlns:wp="http://schemas.openxmlformats.org/drawingml/2006/wordprocessingDrawing" xmlns:w10="urn:schemas-microsoft-com:office:word" xmlns:w="http://schemas.openxmlformats.org/wordprocessingml/2006/main" xmlns:w14="http://schemas.microsoft.com/office/word/2010/wordml" xmlns:w15="http://schemas.microsoft.com/office/word/2012/wordml" xmlns:w16se="http://schemas.microsoft.com/office/word/2015/wordml/symex" xmlns:wpg="http://schemas.microsoft.com/office/word/2010/wordprocessingGroup" xmlns:wpi="http://schemas.microsoft.com/office/word/2010/wordprocessingInk" xmlns:wne="http://schemas.microsoft.com/office/word/2006/wordml" xmlns:wps="http://schemas.microsoft.com/office/word/2010/wordprocessingShape" mc:Ignorable="w14 w15 w16se wp14">
+<w:ftr xmlns:wpc="http://schemas.microsoft.com/office/word/2010/wordprocessingCanvas" xmlns:cx="http://schemas.microsoft.com/office/drawing/2014/chartex" xmlns:cx1="http://schemas.microsoft.com/office/drawing/2015/9/8/chartex" xmlns:cx2="http://schemas.microsoft.com/office/drawing/2015/10/21/chartex" xmlns:cx3="http://schemas.microsoft.com/office/drawing/2016/5/9/chartex" xmlns:cx4="http://schemas.microsoft.com/office/drawing/2016/5/10/chartex" xmlns:cx5="http://schemas.microsoft.com/office/drawing/2016/5/11/chartex" xmlns:cx6="http://schemas.microsoft.com/office/drawing/2016/5/12/chartex" xmlns:cx7="http://schemas.microsoft.com/office/drawing/2016/5/13/chartex" xmlns:cx8="http://schemas.microsoft.com/office/drawing/2016/5/14/chartex" xmlns:mc="http://schemas.openxmlformats.org/markup-compatibility/2006" xmlns:aink="http://schemas.microsoft.com/office/drawing/2016/ink" xmlns:am3d="http://schemas.microsoft.com/office/drawing/2017/model3d" xmlns:o="urn:schemas-microsoft-com:office:office" xmlns:oel="http://schemas.microsoft.com/office/2019/extlst" xmlns:r="http://schemas.openxmlformats.org/officeDocument/2006/relationships" xmlns:m="http://schemas.openxmlformats.org/officeDocument/2006/math" xmlns:v="urn:schemas-microsoft-com:vml" xmlns:wp14="http://schemas.microsoft.com/office/word/2010/wordprocessingDrawing" xmlns:wp="http://schemas.openxmlformats.org/drawingml/2006/wordprocessingDrawing" xmlns:w10="urn:schemas-microsoft-com:office:word" xmlns:w="http://schemas.openxmlformats.org/wordprocessingml/2006/main" xmlns:w14="http://schemas.microsoft.com/office/word/2010/wordml" xmlns:w15="http://schemas.microsoft.com/office/word/2012/wordml" xmlns:w16cex="http://schemas.microsoft.com/office/word/2018/wordml/cex" xmlns:w16cid="http://schemas.microsoft.com/office/word/2016/wordml/cid" xmlns:w16="http://schemas.microsoft.com/office/word/2018/wordml" xmlns:w16du="http://schemas.microsoft.com/office/word/2023/wordml/word16du" xmlns:w16sdtdh="http://schemas.microsoft.com/office/word/2020/wordml/sdtdatahash" xmlns:w16sdtfl="http://schemas.microsoft.com/office/word/2024/wordml/sdtformatlock" xmlns:w16se="http://schemas.microsoft.com/office/word/2015/wordml/symex" xmlns:wpg="http://schemas.microsoft.com/office/word/2010/wordprocessingGroup" xmlns:wpi="http://schemas.microsoft.com/office/word/2010/wordprocessingInk" xmlns:wne="http://schemas.microsoft.com/office/word/2006/wordml" xmlns:wps="http://schemas.microsoft.com/office/word/2010/wordprocessingShape" mc:Ignorable="w14 w15 w16se w16cid w16 w16cex w16sdtdh w16sdtfl w16du wp14">
   <w:sdt>
     <w:sdtPr>
       <w:id w:val="-937982979"/>
@@ -1160,7 +1390,6 @@
         <w:docPartUnique/>
       </w:docPartObj>
     </w:sdtPr>
-    <w:sdtEndPr/>
     <w:sdtContent>
       <w:p>
         <w:pPr>
@@ -1372,7 +1601,7 @@
             </mc:Choice>
             <mc:Fallback>
               <w:pict>
-                <v:group w14:anchorId="51D00065" id="Grupo 32" o:spid="_x0000_s1026" style="position:absolute;margin-left:0;margin-top:0;width:610.5pt;height:15pt;z-index:251659264;mso-width-percent:1000;mso-position-horizontal:center;mso-position-horizontal-relative:page;mso-position-vertical:center;mso-position-vertical-relative:bottom-margin-area;mso-width-percent:1000" coordorigin=",14970" coordsize="12255,300" o:gfxdata="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">
+                <v:group w14:anchorId="51D00065" id="Grupo 32" o:spid="_x0000_s1026" style="position:absolute;margin-left:0;margin-top:0;width:610.5pt;height:15pt;z-index:251659264;mso-width-percent:1000;mso-position-horizontal:center;mso-position-horizontal-relative:page;mso-position-vertical:center;mso-position-vertical-relative:bottom-margin-area;mso-width-percent:1000" coordorigin=",14970" coordsize="12255,300" o:gfxdata="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">
                   <v:shapetype id="_x0000_t202" coordsize="21600,21600" o:spt="202" path="m,l,21600r21600,l21600,xe">
                     <v:stroke joinstyle="miter"/>
                     <v:path gradientshapeok="t" o:connecttype="rect"/>
@@ -1439,7 +1668,7 @@
 </file>
 
 <file path=word/footnotes.xml><?xml version="1.0" encoding="utf-8"?>
-<w:footnotes xmlns:wpc="http://schemas.microsoft.com/office/word/2010/wordprocessingCanvas" xmlns:cx="http://schemas.microsoft.com/office/drawing/2014/chartex" xmlns:mc="http://schemas.openxmlformats.org/markup-compatibility/2006" xmlns:o="urn:schemas-microsoft-com:office:office" xmlns:r="http://schemas.openxmlformats.org/officeDocument/2006/relationships" xmlns:m="http://schemas.openxmlformats.org/officeDocument/2006/math" xmlns:v="urn:schemas-microsoft-com:vml" xmlns:wp14="http://schemas.microsoft.com/office/word/2010/wordprocessingDrawing" xmlns:wp="http://schemas.openxmlformats.org/drawingml/2006/wordprocessingDrawing" xmlns:w10="urn:schemas-microsoft-com:office:word" xmlns:w="http://schemas.openxmlformats.org/wordprocessingml/2006/main" xmlns:w14="http://schemas.microsoft.com/office/word/2010/wordml" xmlns:w15="http://schemas.microsoft.com/office/word/2012/wordml" xmlns:w16se="http://schemas.microsoft.com/office/word/2015/wordml/symex" xmlns:wpg="http://schemas.microsoft.com/office/word/2010/wordprocessingGroup" xmlns:wpi="http://schemas.microsoft.com/office/word/2010/wordprocessingInk" xmlns:wne="http://schemas.microsoft.com/office/word/2006/wordml" xmlns:wps="http://schemas.microsoft.com/office/word/2010/wordprocessingShape" mc:Ignorable="w14 w15 w16se wp14">
+<w:footnotes xmlns:wpc="http://schemas.microsoft.com/office/word/2010/wordprocessingCanvas" xmlns:cx="http://schemas.microsoft.com/office/drawing/2014/chartex" xmlns:cx1="http://schemas.microsoft.com/office/drawing/2015/9/8/chartex" xmlns:cx2="http://schemas.microsoft.com/office/drawing/2015/10/21/chartex" xmlns:cx3="http://schemas.microsoft.com/office/drawing/2016/5/9/chartex" xmlns:cx4="http://schemas.microsoft.com/office/drawing/2016/5/10/chartex" xmlns:cx5="http://schemas.microsoft.com/office/drawing/2016/5/11/chartex" xmlns:cx6="http://schemas.microsoft.com/office/drawing/2016/5/12/chartex" xmlns:cx7="http://schemas.microsoft.com/office/drawing/2016/5/13/chartex" xmlns:cx8="http://schemas.microsoft.com/office/drawing/2016/5/14/chartex" xmlns:mc="http://schemas.openxmlformats.org/markup-compatibility/2006" xmlns:aink="http://schemas.microsoft.com/office/drawing/2016/ink" xmlns:am3d="http://schemas.microsoft.com/office/drawing/2017/model3d" xmlns:o="urn:schemas-microsoft-com:office:office" xmlns:oel="http://schemas.microsoft.com/office/2019/extlst" xmlns:r="http://schemas.openxmlformats.org/officeDocument/2006/relationships" xmlns:m="http://schemas.openxmlformats.org/officeDocument/2006/math" xmlns:v="urn:schemas-microsoft-com:vml" xmlns:wp14="http://schemas.microsoft.com/office/word/2010/wordprocessingDrawing" xmlns:wp="http://schemas.openxmlformats.org/drawingml/2006/wordprocessingDrawing" xmlns:w10="urn:schemas-microsoft-com:office:word" xmlns:w="http://schemas.openxmlformats.org/wordprocessingml/2006/main" xmlns:w14="http://schemas.microsoft.com/office/word/2010/wordml" xmlns:w15="http://schemas.microsoft.com/office/word/2012/wordml" xmlns:w16cex="http://schemas.microsoft.com/office/word/2018/wordml/cex" xmlns:w16cid="http://schemas.microsoft.com/office/word/2016/wordml/cid" xmlns:w16="http://schemas.microsoft.com/office/word/2018/wordml" xmlns:w16du="http://schemas.microsoft.com/office/word/2023/wordml/word16du" xmlns:w16sdtdh="http://schemas.microsoft.com/office/word/2020/wordml/sdtdatahash" xmlns:w16sdtfl="http://schemas.microsoft.com/office/word/2024/wordml/sdtformatlock" xmlns:w16se="http://schemas.microsoft.com/office/word/2015/wordml/symex" xmlns:wpg="http://schemas.microsoft.com/office/word/2010/wordprocessingGroup" xmlns:wpi="http://schemas.microsoft.com/office/word/2010/wordprocessingInk" xmlns:wne="http://schemas.microsoft.com/office/word/2006/wordml" xmlns:wps="http://schemas.microsoft.com/office/word/2010/wordprocessingShape" mc:Ignorable="w14 w15 w16se w16cid w16 w16cex w16sdtdh w16sdtfl w16du wp14">
   <w:footnote w:type="separator" w:id="-1">
     <w:p>
       <w:pPr>
@@ -1464,7 +1693,7 @@
 </file>
 
 <file path=word/header1.xml><?xml version="1.0" encoding="utf-8"?>
-<w:hdr xmlns:wpc="http://schemas.microsoft.com/office/word/2010/wordprocessingCanvas" xmlns:cx="http://schemas.microsoft.com/office/drawing/2014/chartex" xmlns:mc="http://schemas.openxmlformats.org/markup-compatibility/2006" xmlns:o="urn:schemas-microsoft-com:office:office" xmlns:r="http://schemas.openxmlformats.org/officeDocument/2006/relationships" xmlns:m="http://schemas.openxmlformats.org/officeDocument/2006/math" xmlns:v="urn:schemas-microsoft-com:vml" xmlns:wp14="http://schemas.microsoft.com/office/word/2010/wordprocessingDrawing" xmlns:wp="http://schemas.openxmlformats.org/drawingml/2006/wordprocessingDrawing" xmlns:w10="urn:schemas-microsoft-com:office:word" xmlns:w="http://schemas.openxmlformats.org/wordprocessingml/2006/main" xmlns:w14="http://schemas.microsoft.com/office/word/2010/wordml" xmlns:w15="http://schemas.microsoft.com/office/word/2012/wordml" xmlns:w16se="http://schemas.microsoft.com/office/word/2015/wordml/symex" xmlns:wpg="http://schemas.microsoft.com/office/word/2010/wordprocessingGroup" xmlns:wpi="http://schemas.microsoft.com/office/word/2010/wordprocessingInk" xmlns:wne="http://schemas.microsoft.com/office/word/2006/wordml" xmlns:wps="http://schemas.microsoft.com/office/word/2010/wordprocessingShape" mc:Ignorable="w14 w15 w16se wp14">
+<w:hdr xmlns:wpc="http://schemas.microsoft.com/office/word/2010/wordprocessingCanvas" xmlns:cx="http://schemas.microsoft.com/office/drawing/2014/chartex" xmlns:cx1="http://schemas.microsoft.com/office/drawing/2015/9/8/chartex" xmlns:cx2="http://schemas.microsoft.com/office/drawing/2015/10/21/chartex" xmlns:cx3="http://schemas.microsoft.com/office/drawing/2016/5/9/chartex" xmlns:cx4="http://schemas.microsoft.com/office/drawing/2016/5/10/chartex" xmlns:cx5="http://schemas.microsoft.com/office/drawing/2016/5/11/chartex" xmlns:cx6="http://schemas.microsoft.com/office/drawing/2016/5/12/chartex" xmlns:cx7="http://schemas.microsoft.com/office/drawing/2016/5/13/chartex" xmlns:cx8="http://schemas.microsoft.com/office/drawing/2016/5/14/chartex" xmlns:mc="http://schemas.openxmlformats.org/markup-compatibility/2006" xmlns:aink="http://schemas.microsoft.com/office/drawing/2016/ink" xmlns:am3d="http://schemas.microsoft.com/office/drawing/2017/model3d" xmlns:o="urn:schemas-microsoft-com:office:office" xmlns:oel="http://schemas.microsoft.com/office/2019/extlst" xmlns:r="http://schemas.openxmlformats.org/officeDocument/2006/relationships" xmlns:m="http://schemas.openxmlformats.org/officeDocument/2006/math" xmlns:v="urn:schemas-microsoft-com:vml" xmlns:wp14="http://schemas.microsoft.com/office/word/2010/wordprocessingDrawing" xmlns:wp="http://schemas.openxmlformats.org/drawingml/2006/wordprocessingDrawing" xmlns:w10="urn:schemas-microsoft-com:office:word" xmlns:w="http://schemas.openxmlformats.org/wordprocessingml/2006/main" xmlns:w14="http://schemas.microsoft.com/office/word/2010/wordml" xmlns:w15="http://schemas.microsoft.com/office/word/2012/wordml" xmlns:w16cex="http://schemas.microsoft.com/office/word/2018/wordml/cex" xmlns:w16cid="http://schemas.microsoft.com/office/word/2016/wordml/cid" xmlns:w16="http://schemas.microsoft.com/office/word/2018/wordml" xmlns:w16du="http://schemas.microsoft.com/office/word/2023/wordml/word16du" xmlns:w16sdtdh="http://schemas.microsoft.com/office/word/2020/wordml/sdtdatahash" xmlns:w16sdtfl="http://schemas.microsoft.com/office/word/2024/wordml/sdtformatlock" xmlns:w16se="http://schemas.microsoft.com/office/word/2015/wordml/symex" xmlns:wpg="http://schemas.microsoft.com/office/word/2010/wordprocessingGroup" xmlns:wpi="http://schemas.microsoft.com/office/word/2010/wordprocessingInk" xmlns:wne="http://schemas.microsoft.com/office/word/2006/wordml" xmlns:wps="http://schemas.microsoft.com/office/word/2010/wordprocessingShape" mc:Ignorable="w14 w15 w16se w16cid w16 w16cex w16sdtdh w16sdtfl w16du wp14">
   <w:tbl>
     <w:tblPr>
       <w:tblStyle w:val="Tablaconcuadrcula"/>
@@ -1634,7 +1863,7 @@
 </file>
 
 <file path=word/header2.xml><?xml version="1.0" encoding="utf-8"?>
-<w:hdr xmlns:wpc="http://schemas.microsoft.com/office/word/2010/wordprocessingCanvas" xmlns:cx="http://schemas.microsoft.com/office/drawing/2014/chartex" xmlns:mc="http://schemas.openxmlformats.org/markup-compatibility/2006" xmlns:o="urn:schemas-microsoft-com:office:office" xmlns:r="http://schemas.openxmlformats.org/officeDocument/2006/relationships" xmlns:m="http://schemas.openxmlformats.org/officeDocument/2006/math" xmlns:v="urn:schemas-microsoft-com:vml" xmlns:wp14="http://schemas.microsoft.com/office/word/2010/wordprocessingDrawing" xmlns:wp="http://schemas.openxmlformats.org/drawingml/2006/wordprocessingDrawing" xmlns:w10="urn:schemas-microsoft-com:office:word" xmlns:w="http://schemas.openxmlformats.org/wordprocessingml/2006/main" xmlns:w14="http://schemas.microsoft.com/office/word/2010/wordml" xmlns:w15="http://schemas.microsoft.com/office/word/2012/wordml" xmlns:w16se="http://schemas.microsoft.com/office/word/2015/wordml/symex" xmlns:wpg="http://schemas.microsoft.com/office/word/2010/wordprocessingGroup" xmlns:wpi="http://schemas.microsoft.com/office/word/2010/wordprocessingInk" xmlns:wne="http://schemas.microsoft.com/office/word/2006/wordml" xmlns:wps="http://schemas.microsoft.com/office/word/2010/wordprocessingShape" mc:Ignorable="w14 w15 w16se wp14">
+<w:hdr xmlns:wpc="http://schemas.microsoft.com/office/word/2010/wordprocessingCanvas" xmlns:cx="http://schemas.microsoft.com/office/drawing/2014/chartex" xmlns:cx1="http://schemas.microsoft.com/office/drawing/2015/9/8/chartex" xmlns:cx2="http://schemas.microsoft.com/office/drawing/2015/10/21/chartex" xmlns:cx3="http://schemas.microsoft.com/office/drawing/2016/5/9/chartex" xmlns:cx4="http://schemas.microsoft.com/office/drawing/2016/5/10/chartex" xmlns:cx5="http://schemas.microsoft.com/office/drawing/2016/5/11/chartex" xmlns:cx6="http://schemas.microsoft.com/office/drawing/2016/5/12/chartex" xmlns:cx7="http://schemas.microsoft.com/office/drawing/2016/5/13/chartex" xmlns:cx8="http://schemas.microsoft.com/office/drawing/2016/5/14/chartex" xmlns:mc="http://schemas.openxmlformats.org/markup-compatibility/2006" xmlns:aink="http://schemas.microsoft.com/office/drawing/2016/ink" xmlns:am3d="http://schemas.microsoft.com/office/drawing/2017/model3d" xmlns:o="urn:schemas-microsoft-com:office:office" xmlns:oel="http://schemas.microsoft.com/office/2019/extlst" xmlns:r="http://schemas.openxmlformats.org/officeDocument/2006/relationships" xmlns:m="http://schemas.openxmlformats.org/officeDocument/2006/math" xmlns:v="urn:schemas-microsoft-com:vml" xmlns:wp14="http://schemas.microsoft.com/office/word/2010/wordprocessingDrawing" xmlns:wp="http://schemas.openxmlformats.org/drawingml/2006/wordprocessingDrawing" xmlns:w10="urn:schemas-microsoft-com:office:word" xmlns:w="http://schemas.openxmlformats.org/wordprocessingml/2006/main" xmlns:w14="http://schemas.microsoft.com/office/word/2010/wordml" xmlns:w15="http://schemas.microsoft.com/office/word/2012/wordml" xmlns:w16cex="http://schemas.microsoft.com/office/word/2018/wordml/cex" xmlns:w16cid="http://schemas.microsoft.com/office/word/2016/wordml/cid" xmlns:w16="http://schemas.microsoft.com/office/word/2018/wordml" xmlns:w16du="http://schemas.microsoft.com/office/word/2023/wordml/word16du" xmlns:w16sdtdh="http://schemas.microsoft.com/office/word/2020/wordml/sdtdatahash" xmlns:w16sdtfl="http://schemas.microsoft.com/office/word/2024/wordml/sdtformatlock" xmlns:w16se="http://schemas.microsoft.com/office/word/2015/wordml/symex" xmlns:wpg="http://schemas.microsoft.com/office/word/2010/wordprocessingGroup" xmlns:wpi="http://schemas.microsoft.com/office/word/2010/wordprocessingInk" xmlns:wne="http://schemas.microsoft.com/office/word/2006/wordml" xmlns:wps="http://schemas.microsoft.com/office/word/2010/wordprocessingShape" mc:Ignorable="w14 w15 w16se w16cid w16 w16cex w16sdtdh w16sdtfl w16du wp14">
   <w:tbl>
     <w:tblPr>
       <w:tblStyle w:val="Tablaconcuadrcula"/>
@@ -1917,7 +2146,7 @@
 </file>
 
 <file path=word/numbering.xml><?xml version="1.0" encoding="utf-8"?>
-<w:numbering xmlns:wpc="http://schemas.microsoft.com/office/word/2010/wordprocessingCanvas" xmlns:cx="http://schemas.microsoft.com/office/drawing/2014/chartex" xmlns:mc="http://schemas.openxmlformats.org/markup-compatibility/2006" xmlns:o="urn:schemas-microsoft-com:office:office" xmlns:r="http://schemas.openxmlformats.org/officeDocument/2006/relationships" xmlns:m="http://schemas.openxmlformats.org/officeDocument/2006/math" xmlns:v="urn:schemas-microsoft-com:vml" xmlns:wp14="http://schemas.microsoft.com/office/word/2010/wordprocessingDrawing" xmlns:wp="http://schemas.openxmlformats.org/drawingml/2006/wordprocessingDrawing" xmlns:w10="urn:schemas-microsoft-com:office:word" xmlns:w="http://schemas.openxmlformats.org/wordprocessingml/2006/main" xmlns:w14="http://schemas.microsoft.com/office/word/2010/wordml" xmlns:w15="http://schemas.microsoft.com/office/word/2012/wordml" xmlns:w16se="http://schemas.microsoft.com/office/word/2015/wordml/symex" xmlns:wpg="http://schemas.microsoft.com/office/word/2010/wordprocessingGroup" xmlns:wpi="http://schemas.microsoft.com/office/word/2010/wordprocessingInk" xmlns:wne="http://schemas.microsoft.com/office/word/2006/wordml" xmlns:wps="http://schemas.microsoft.com/office/word/2010/wordprocessingShape" mc:Ignorable="w14 w15 w16se wp14">
+<w:numbering xmlns:wpc="http://schemas.microsoft.com/office/word/2010/wordprocessingCanvas" xmlns:cx="http://schemas.microsoft.com/office/drawing/2014/chartex" xmlns:cx1="http://schemas.microsoft.com/office/drawing/2015/9/8/chartex" xmlns:cx2="http://schemas.microsoft.com/office/drawing/2015/10/21/chartex" xmlns:cx3="http://schemas.microsoft.com/office/drawing/2016/5/9/chartex" xmlns:cx4="http://schemas.microsoft.com/office/drawing/2016/5/10/chartex" xmlns:cx5="http://schemas.microsoft.com/office/drawing/2016/5/11/chartex" xmlns:cx6="http://schemas.microsoft.com/office/drawing/2016/5/12/chartex" xmlns:cx7="http://schemas.microsoft.com/office/drawing/2016/5/13/chartex" xmlns:cx8="http://schemas.microsoft.com/office/drawing/2016/5/14/chartex" xmlns:mc="http://schemas.openxmlformats.org/markup-compatibility/2006" xmlns:aink="http://schemas.microsoft.com/office/drawing/2016/ink" xmlns:am3d="http://schemas.microsoft.com/office/drawing/2017/model3d" xmlns:o="urn:schemas-microsoft-com:office:office" xmlns:oel="http://schemas.microsoft.com/office/2019/extlst" xmlns:r="http://schemas.openxmlformats.org/officeDocument/2006/relationships" xmlns:m="http://schemas.openxmlformats.org/officeDocument/2006/math" xmlns:v="urn:schemas-microsoft-com:vml" xmlns:wp14="http://schemas.microsoft.com/office/word/2010/wordprocessingDrawing" xmlns:wp="http://schemas.openxmlformats.org/drawingml/2006/wordprocessingDrawing" xmlns:w10="urn:schemas-microsoft-com:office:word" xmlns:w="http://schemas.openxmlformats.org/wordprocessingml/2006/main" xmlns:w14="http://schemas.microsoft.com/office/word/2010/wordml" xmlns:w15="http://schemas.microsoft.com/office/word/2012/wordml" xmlns:w16cex="http://schemas.microsoft.com/office/word/2018/wordml/cex" xmlns:w16cid="http://schemas.microsoft.com/office/word/2016/wordml/cid" xmlns:w16="http://schemas.microsoft.com/office/word/2018/wordml" xmlns:w16du="http://schemas.microsoft.com/office/word/2023/wordml/word16du" xmlns:w16sdtdh="http://schemas.microsoft.com/office/word/2020/wordml/sdtdatahash" xmlns:w16sdtfl="http://schemas.microsoft.com/office/word/2024/wordml/sdtformatlock" xmlns:w16se="http://schemas.microsoft.com/office/word/2015/wordml/symex" xmlns:wpg="http://schemas.microsoft.com/office/word/2010/wordprocessingGroup" xmlns:wpi="http://schemas.microsoft.com/office/word/2010/wordprocessingInk" xmlns:wne="http://schemas.microsoft.com/office/word/2006/wordml" xmlns:wps="http://schemas.microsoft.com/office/word/2010/wordprocessingShape" mc:Ignorable="w14 w15 w16se w16cid w16 w16cex w16sdtdh w16sdtfl w16du wp14">
   <w:abstractNum w:abstractNumId="0" w15:restartNumberingAfterBreak="0">
     <w:nsid w:val="049156A1"/>
     <w:multiLevelType w:val="hybridMultilevel"/>
@@ -6491,124 +6720,124 @@
       </w:rPr>
     </w:lvl>
   </w:abstractNum>
-  <w:num w:numId="1">
+  <w:num w:numId="1" w16cid:durableId="1069881416">
     <w:abstractNumId w:val="3"/>
   </w:num>
-  <w:num w:numId="2">
+  <w:num w:numId="2" w16cid:durableId="1111700708">
     <w:abstractNumId w:val="8"/>
   </w:num>
-  <w:num w:numId="3">
+  <w:num w:numId="3" w16cid:durableId="1240794551">
     <w:abstractNumId w:val="12"/>
   </w:num>
-  <w:num w:numId="4">
+  <w:num w:numId="4" w16cid:durableId="468669855">
     <w:abstractNumId w:val="28"/>
   </w:num>
-  <w:num w:numId="5">
+  <w:num w:numId="5" w16cid:durableId="1462504356">
     <w:abstractNumId w:val="30"/>
   </w:num>
-  <w:num w:numId="6">
+  <w:num w:numId="6" w16cid:durableId="1557738904">
     <w:abstractNumId w:val="4"/>
   </w:num>
-  <w:num w:numId="7">
+  <w:num w:numId="7" w16cid:durableId="176043577">
     <w:abstractNumId w:val="11"/>
   </w:num>
-  <w:num w:numId="8">
+  <w:num w:numId="8" w16cid:durableId="1199853397">
     <w:abstractNumId w:val="19"/>
   </w:num>
-  <w:num w:numId="9">
+  <w:num w:numId="9" w16cid:durableId="1513685329">
     <w:abstractNumId w:val="15"/>
   </w:num>
-  <w:num w:numId="10">
+  <w:num w:numId="10" w16cid:durableId="571082459">
     <w:abstractNumId w:val="9"/>
   </w:num>
-  <w:num w:numId="11">
+  <w:num w:numId="11" w16cid:durableId="1566986094">
     <w:abstractNumId w:val="24"/>
   </w:num>
-  <w:num w:numId="12">
+  <w:num w:numId="12" w16cid:durableId="1212577789">
     <w:abstractNumId w:val="35"/>
   </w:num>
-  <w:num w:numId="13">
+  <w:num w:numId="13" w16cid:durableId="1724013951">
     <w:abstractNumId w:val="29"/>
   </w:num>
-  <w:num w:numId="14">
+  <w:num w:numId="14" w16cid:durableId="1938755481">
     <w:abstractNumId w:val="1"/>
   </w:num>
-  <w:num w:numId="15">
+  <w:num w:numId="15" w16cid:durableId="2052605136">
     <w:abstractNumId w:val="36"/>
   </w:num>
-  <w:num w:numId="16">
+  <w:num w:numId="16" w16cid:durableId="284964528">
     <w:abstractNumId w:val="21"/>
   </w:num>
-  <w:num w:numId="17">
+  <w:num w:numId="17" w16cid:durableId="164177333">
     <w:abstractNumId w:val="17"/>
   </w:num>
-  <w:num w:numId="18">
+  <w:num w:numId="18" w16cid:durableId="358430271">
     <w:abstractNumId w:val="31"/>
   </w:num>
-  <w:num w:numId="19">
+  <w:num w:numId="19" w16cid:durableId="1466697142">
     <w:abstractNumId w:val="10"/>
   </w:num>
-  <w:num w:numId="20">
+  <w:num w:numId="20" w16cid:durableId="623925640">
     <w:abstractNumId w:val="39"/>
   </w:num>
-  <w:num w:numId="21">
+  <w:num w:numId="21" w16cid:durableId="1831485519">
     <w:abstractNumId w:val="34"/>
   </w:num>
-  <w:num w:numId="22">
+  <w:num w:numId="22" w16cid:durableId="133836366">
     <w:abstractNumId w:val="13"/>
   </w:num>
-  <w:num w:numId="23">
+  <w:num w:numId="23" w16cid:durableId="12269618">
     <w:abstractNumId w:val="14"/>
   </w:num>
-  <w:num w:numId="24">
+  <w:num w:numId="24" w16cid:durableId="1736396845">
     <w:abstractNumId w:val="5"/>
   </w:num>
-  <w:num w:numId="25">
+  <w:num w:numId="25" w16cid:durableId="543372566">
     <w:abstractNumId w:val="16"/>
   </w:num>
-  <w:num w:numId="26">
+  <w:num w:numId="26" w16cid:durableId="170265675">
     <w:abstractNumId w:val="20"/>
   </w:num>
-  <w:num w:numId="27">
+  <w:num w:numId="27" w16cid:durableId="1213927284">
     <w:abstractNumId w:val="23"/>
   </w:num>
-  <w:num w:numId="28">
+  <w:num w:numId="28" w16cid:durableId="1802727151">
     <w:abstractNumId w:val="0"/>
   </w:num>
-  <w:num w:numId="29">
+  <w:num w:numId="29" w16cid:durableId="243036151">
     <w:abstractNumId w:val="18"/>
   </w:num>
-  <w:num w:numId="30">
+  <w:num w:numId="30" w16cid:durableId="854655722">
     <w:abstractNumId w:val="22"/>
   </w:num>
-  <w:num w:numId="31">
+  <w:num w:numId="31" w16cid:durableId="754864449">
     <w:abstractNumId w:val="2"/>
   </w:num>
-  <w:num w:numId="32">
+  <w:num w:numId="32" w16cid:durableId="2023507270">
     <w:abstractNumId w:val="7"/>
   </w:num>
-  <w:num w:numId="33">
+  <w:num w:numId="33" w16cid:durableId="979387734">
     <w:abstractNumId w:val="32"/>
   </w:num>
-  <w:num w:numId="34">
+  <w:num w:numId="34" w16cid:durableId="1674607255">
     <w:abstractNumId w:val="38"/>
   </w:num>
-  <w:num w:numId="35">
+  <w:num w:numId="35" w16cid:durableId="969749846">
     <w:abstractNumId w:val="6"/>
   </w:num>
-  <w:num w:numId="36">
+  <w:num w:numId="36" w16cid:durableId="1703633168">
     <w:abstractNumId w:val="25"/>
   </w:num>
-  <w:num w:numId="37">
+  <w:num w:numId="37" w16cid:durableId="416286264">
     <w:abstractNumId w:val="37"/>
   </w:num>
-  <w:num w:numId="38">
+  <w:num w:numId="38" w16cid:durableId="1682778740">
     <w:abstractNumId w:val="27"/>
   </w:num>
-  <w:num w:numId="39">
+  <w:num w:numId="39" w16cid:durableId="2045861703">
     <w:abstractNumId w:val="26"/>
   </w:num>
-  <w:num w:numId="40">
+  <w:num w:numId="40" w16cid:durableId="1354376888">
     <w:abstractNumId w:val="33"/>
   </w:num>
   <w:numIdMacAtCleanup w:val="18"/>
@@ -6616,7 +6845,7 @@
 </file>
 
 <file path=word/styles.xml><?xml version="1.0" encoding="utf-8"?>
-<w:styles xmlns:mc="http://schemas.openxmlformats.org/markup-compatibility/2006" xmlns:r="http://schemas.openxmlformats.org/officeDocument/2006/relationships" xmlns:w="http://schemas.openxmlformats.org/wordprocessingml/2006/main" xmlns:w14="http://schemas.microsoft.com/office/word/2010/wordml" xmlns:w15="http://schemas.microsoft.com/office/word/2012/wordml" xmlns:w16se="http://schemas.microsoft.com/office/word/2015/wordml/symex" mc:Ignorable="w14 w15 w16se">
+<w:styles xmlns:mc="http://schemas.openxmlformats.org/markup-compatibility/2006" xmlns:r="http://schemas.openxmlformats.org/officeDocument/2006/relationships" xmlns:w="http://schemas.openxmlformats.org/wordprocessingml/2006/main" xmlns:w14="http://schemas.microsoft.com/office/word/2010/wordml" xmlns:w15="http://schemas.microsoft.com/office/word/2012/wordml" xmlns:w16cex="http://schemas.microsoft.com/office/word/2018/wordml/cex" xmlns:w16cid="http://schemas.microsoft.com/office/word/2016/wordml/cid" xmlns:w16="http://schemas.microsoft.com/office/word/2018/wordml" xmlns:w16du="http://schemas.microsoft.com/office/word/2023/wordml/word16du" xmlns:w16sdtdh="http://schemas.microsoft.com/office/word/2020/wordml/sdtdatahash" xmlns:w16sdtfl="http://schemas.microsoft.com/office/word/2024/wordml/sdtformatlock" xmlns:w16se="http://schemas.microsoft.com/office/word/2015/wordml/symex" mc:Ignorable="w14 w15 w16se w16cid w16 w16cex w16sdtdh w16sdtfl w16du">
   <w:docDefaults>
     <w:rPrDefault>
       <w:rPr>
@@ -6632,7 +6861,7 @@
       </w:pPr>
     </w:pPrDefault>
   </w:docDefaults>
-  <w:latentStyles w:defLockedState="0" w:defUIPriority="99" w:defSemiHidden="0" w:defUnhideWhenUsed="0" w:defQFormat="0" w:count="371">
+  <w:latentStyles w:defLockedState="0" w:defUIPriority="99" w:defSemiHidden="0" w:defUnhideWhenUsed="0" w:defQFormat="0" w:count="376">
     <w:lsdException w:name="Normal" w:uiPriority="0" w:qFormat="1"/>
     <w:lsdException w:name="heading 1" w:uiPriority="9" w:qFormat="1"/>
     <w:lsdException w:name="heading 2" w:semiHidden="1" w:uiPriority="9" w:unhideWhenUsed="1" w:qFormat="1"/>
@@ -7004,6 +7233,11 @@
     <w:lsdException w:name="List Table 5 Dark Accent 6" w:uiPriority="50"/>
     <w:lsdException w:name="List Table 6 Colorful Accent 6" w:uiPriority="51"/>
     <w:lsdException w:name="List Table 7 Colorful Accent 6" w:uiPriority="52"/>
+    <w:lsdException w:name="Mention" w:semiHidden="1" w:unhideWhenUsed="1"/>
+    <w:lsdException w:name="Smart Hyperlink" w:semiHidden="1" w:unhideWhenUsed="1"/>
+    <w:lsdException w:name="Hashtag" w:semiHidden="1" w:unhideWhenUsed="1"/>
+    <w:lsdException w:name="Unresolved Mention" w:semiHidden="1" w:unhideWhenUsed="1"/>
+    <w:lsdException w:name="Smart Link" w:semiHidden="1" w:unhideWhenUsed="1"/>
   </w:latentStyles>
   <w:style w:type="paragraph" w:default="1" w:styleId="Normal">
     <w:name w:val="Normal"/>
@@ -7077,7 +7311,6 @@
   <w:style w:type="character" w:default="1" w:styleId="Fuentedeprrafopredeter">
     <w:name w:val="Default Paragraph Font"/>
     <w:uiPriority w:val="1"/>
-    <w:semiHidden/>
     <w:unhideWhenUsed/>
   </w:style>
   <w:style w:type="table" w:default="1" w:styleId="Tablanormal">
@@ -7987,7 +8220,7 @@
       <w:szCs w:val="24"/>
     </w:rPr>
   </w:style>
-  <w:style w:type="table" w:styleId="Cuadrculadetablaclara">
+  <w:style w:type="table" w:styleId="Tablaconcuadrculaclara">
     <w:name w:val="Grid Table Light"/>
     <w:basedOn w:val="Tablanormal"/>
     <w:uiPriority w:val="40"/>
@@ -8009,7 +8242,7 @@
   <w:style w:type="table" w:customStyle="1" w:styleId="Cuadrculadetablaclara1">
     <w:name w:val="Cuadrícula de tabla clara1"/>
     <w:basedOn w:val="Tablanormal"/>
-    <w:next w:val="Cuadrculadetablaclara"/>
+    <w:next w:val="Tablaconcuadrculaclara"/>
     <w:uiPriority w:val="40"/>
     <w:rsid w:val="00943DF1"/>
     <w:pPr>
@@ -8062,532 +8295,6 @@
     </w:rPr>
   </w:style>
 </w:styles>
-</file>
-
-<file path=word/glossary/document.xml><?xml version="1.0" encoding="utf-8"?>
-<w:glossaryDocument xmlns:wpc="http://schemas.microsoft.com/office/word/2010/wordprocessingCanvas" xmlns:cx="http://schemas.microsoft.com/office/drawing/2014/chartex" xmlns:mc="http://schemas.openxmlformats.org/markup-compatibility/2006" xmlns:o="urn:schemas-microsoft-com:office:office" xmlns:r="http://schemas.openxmlformats.org/officeDocument/2006/relationships" xmlns:m="http://schemas.openxmlformats.org/officeDocument/2006/math" xmlns:v="urn:schemas-microsoft-com:vml" xmlns:wp14="http://schemas.microsoft.com/office/word/2010/wordprocessingDrawing" xmlns:wp="http://schemas.openxmlformats.org/drawingml/2006/wordprocessingDrawing" xmlns:w10="urn:schemas-microsoft-com:office:word" xmlns:w="http://schemas.openxmlformats.org/wordprocessingml/2006/main" xmlns:w14="http://schemas.microsoft.com/office/word/2010/wordml" xmlns:w15="http://schemas.microsoft.com/office/word/2012/wordml" xmlns:w16se="http://schemas.microsoft.com/office/word/2015/wordml/symex" xmlns:wpg="http://schemas.microsoft.com/office/word/2010/wordprocessingGroup" xmlns:wpi="http://schemas.microsoft.com/office/word/2010/wordprocessingInk" xmlns:wne="http://schemas.microsoft.com/office/word/2006/wordml" xmlns:wps="http://schemas.microsoft.com/office/word/2010/wordprocessingShape" mc:Ignorable="w14 w15 w16se wp14"/>
-</file>
-
-<file path=word/glossary/fontTable.xml><?xml version="1.0" encoding="utf-8"?>
-<w:fonts xmlns:mc="http://schemas.openxmlformats.org/markup-compatibility/2006" xmlns:r="http://schemas.openxmlformats.org/officeDocument/2006/relationships" xmlns:w="http://schemas.openxmlformats.org/wordprocessingml/2006/main" xmlns:w14="http://schemas.microsoft.com/office/word/2010/wordml" xmlns:w15="http://schemas.microsoft.com/office/word/2012/wordml" xmlns:w16se="http://schemas.microsoft.com/office/word/2015/wordml/symex" mc:Ignorable="w14 w15 w16se">
-  <w:font w:name="Calibri">
-    <w:panose1 w:val="020F0502020204030204"/>
-    <w:charset w:val="00"/>
-    <w:family w:val="swiss"/>
-    <w:pitch w:val="variable"/>
-    <w:sig w:usb0="E4002EFF" w:usb1="C000247B" w:usb2="00000009" w:usb3="00000000" w:csb0="000001FF" w:csb1="00000000"/>
-  </w:font>
-  <w:font w:name="Times New Roman">
-    <w:panose1 w:val="02020603050405020304"/>
-    <w:charset w:val="00"/>
-    <w:family w:val="roman"/>
-    <w:pitch w:val="variable"/>
-    <w:sig w:usb0="E0002EFF" w:usb1="C000785B" w:usb2="00000009" w:usb3="00000000" w:csb0="000001FF" w:csb1="00000000"/>
-  </w:font>
-  <w:font w:name="Courier New">
-    <w:panose1 w:val="02070309020205020404"/>
-    <w:charset w:val="00"/>
-    <w:family w:val="modern"/>
-    <w:pitch w:val="fixed"/>
-    <w:sig w:usb0="E0002EFF" w:usb1="C0007843" w:usb2="00000009" w:usb3="00000000" w:csb0="000001FF" w:csb1="00000000"/>
-  </w:font>
-  <w:font w:name="Wingdings">
-    <w:panose1 w:val="05000000000000000000"/>
-    <w:charset w:val="02"/>
-    <w:family w:val="auto"/>
-    <w:pitch w:val="variable"/>
-    <w:sig w:usb0="00000000" w:usb1="10000000" w:usb2="00000000" w:usb3="00000000" w:csb0="80000000" w:csb1="00000000"/>
-  </w:font>
-  <w:font w:name="Symbol">
-    <w:panose1 w:val="05050102010706020507"/>
-    <w:charset w:val="02"/>
-    <w:family w:val="roman"/>
-    <w:pitch w:val="variable"/>
-    <w:sig w:usb0="00000000" w:usb1="10000000" w:usb2="00000000" w:usb3="00000000" w:csb0="80000000" w:csb1="00000000"/>
-  </w:font>
-  <w:font w:name="Calibri Light">
-    <w:panose1 w:val="020F0302020204030204"/>
-    <w:charset w:val="00"/>
-    <w:family w:val="swiss"/>
-    <w:pitch w:val="variable"/>
-    <w:sig w:usb0="E4002EFF" w:usb1="C000247B" w:usb2="00000009" w:usb3="00000000" w:csb0="000001FF" w:csb1="00000000"/>
-  </w:font>
-  <w:font w:name="Segoe UI">
-    <w:panose1 w:val="020B0502040204020203"/>
-    <w:charset w:val="00"/>
-    <w:family w:val="swiss"/>
-    <w:pitch w:val="variable"/>
-    <w:sig w:usb0="E4002EFF" w:usb1="C000E47F" w:usb2="00000009" w:usb3="00000000" w:csb0="000001FF" w:csb1="00000000"/>
-  </w:font>
-  <w:font w:name="Century Gothic">
-    <w:panose1 w:val="020B0502020202020204"/>
-    <w:charset w:val="00"/>
-    <w:family w:val="swiss"/>
-    <w:pitch w:val="variable"/>
-    <w:sig w:usb0="00000287" w:usb1="00000000" w:usb2="00000000" w:usb3="00000000" w:csb0="0000009F" w:csb1="00000000"/>
-  </w:font>
-</w:fonts>
-</file>
-
-<file path=word/glossary/settings.xml><?xml version="1.0" encoding="utf-8"?>
-<w:settings xmlns:mc="http://schemas.openxmlformats.org/markup-compatibility/2006" xmlns:o="urn:schemas-microsoft-com:office:office" xmlns:r="http://schemas.openxmlformats.org/officeDocument/2006/relationships" xmlns:m="http://schemas.openxmlformats.org/officeDocument/2006/math" xmlns:v="urn:schemas-microsoft-com:vml" xmlns:w10="urn:schemas-microsoft-com:office:word" xmlns:w="http://schemas.openxmlformats.org/wordprocessingml/2006/main" xmlns:w14="http://schemas.microsoft.com/office/word/2010/wordml" xmlns:w15="http://schemas.microsoft.com/office/word/2012/wordml" xmlns:w16se="http://schemas.microsoft.com/office/word/2015/wordml/symex" xmlns:sl="http://schemas.openxmlformats.org/schemaLibrary/2006/main" mc:Ignorable="w14 w15 w16se">
-  <w:defaultTabStop w:val="708"/>
-  <w:hyphenationZone w:val="425"/>
-  <w:characterSpacingControl w:val="doNotCompress"/>
-  <w:compat>
-    <w:useFELayout/>
-    <w:compatSetting w:name="compatibilityMode" w:uri="http://schemas.microsoft.com/office/word" w:val="12"/>
-  </w:compat>
-  <w:rsids>
-    <w:rsidRoot w:val="009A1234"/>
-    <w:rsid w:val="009A1234"/>
-  </w:rsids>
-  <m:mathPr>
-    <m:mathFont m:val="Cambria Math"/>
-    <m:brkBin m:val="before"/>
-    <m:brkBinSub m:val="--"/>
-    <m:smallFrac m:val="0"/>
-    <m:dispDef/>
-    <m:lMargin m:val="0"/>
-    <m:rMargin m:val="0"/>
-    <m:defJc m:val="centerGroup"/>
-    <m:wrapIndent m:val="1440"/>
-    <m:intLim m:val="subSup"/>
-    <m:naryLim m:val="undOvr"/>
-  </m:mathPr>
-  <w:themeFontLang w:val="es-CL"/>
-  <w:clrSchemeMapping w:bg1="light1" w:t1="dark1" w:bg2="light2" w:t2="dark2" w:accent1="accent1" w:accent2="accent2" w:accent3="accent3" w:accent4="accent4" w:accent5="accent5" w:accent6="accent6" w:hyperlink="hyperlink" w:followedHyperlink="followedHyperlink"/>
-  <w:decimalSymbol w:val=","/>
-  <w:listSeparator w:val=";"/>
-</w:settings>
-</file>
-
-<file path=word/glossary/styles.xml><?xml version="1.0" encoding="utf-8"?>
-<w:styles xmlns:mc="http://schemas.openxmlformats.org/markup-compatibility/2006" xmlns:r="http://schemas.openxmlformats.org/officeDocument/2006/relationships" xmlns:w="http://schemas.openxmlformats.org/wordprocessingml/2006/main" xmlns:w14="http://schemas.microsoft.com/office/word/2010/wordml" xmlns:w15="http://schemas.microsoft.com/office/word/2012/wordml" xmlns:w16se="http://schemas.microsoft.com/office/word/2015/wordml/symex" mc:Ignorable="w14 w15 w16se">
-  <w:docDefaults>
-    <w:rPrDefault>
-      <w:rPr>
-        <w:rFonts w:asciiTheme="minorHAnsi" w:eastAsiaTheme="minorEastAsia" w:hAnsiTheme="minorHAnsi" w:cstheme="minorBidi"/>
-        <w:sz w:val="22"/>
-        <w:szCs w:val="22"/>
-        <w:lang w:val="es-CL" w:eastAsia="es-CL" w:bidi="ar-SA"/>
-      </w:rPr>
-    </w:rPrDefault>
-    <w:pPrDefault>
-      <w:pPr>
-        <w:spacing w:after="160" w:line="259" w:lineRule="auto"/>
-      </w:pPr>
-    </w:pPrDefault>
-  </w:docDefaults>
-  <w:latentStyles w:defLockedState="0" w:defUIPriority="99" w:defSemiHidden="0" w:defUnhideWhenUsed="0" w:defQFormat="0" w:count="371">
-    <w:lsdException w:name="Normal" w:uiPriority="0" w:qFormat="1"/>
-    <w:lsdException w:name="heading 1" w:uiPriority="9" w:qFormat="1"/>
-    <w:lsdException w:name="heading 2" w:semiHidden="1" w:uiPriority="9" w:unhideWhenUsed="1" w:qFormat="1"/>
-    <w:lsdException w:name="heading 3" w:semiHidden="1" w:uiPriority="9" w:unhideWhenUsed="1" w:qFormat="1"/>
-    <w:lsdException w:name="heading 4" w:semiHidden="1" w:uiPriority="9" w:unhideWhenUsed="1" w:qFormat="1"/>
-    <w:lsdException w:name="heading 5" w:semiHidden="1" w:uiPriority="9" w:unhideWhenUsed="1" w:qFormat="1"/>
-    <w:lsdException w:name="heading 6" w:semiHidden="1" w:uiPriority="9" w:unhideWhenUsed="1" w:qFormat="1"/>
-    <w:lsdException w:name="heading 7" w:semiHidden="1" w:uiPriority="9" w:unhideWhenUsed="1" w:qFormat="1"/>
-    <w:lsdException w:name="heading 8" w:semiHidden="1" w:uiPriority="9" w:unhideWhenUsed="1" w:qFormat="1"/>
-    <w:lsdException w:name="heading 9" w:semiHidden="1" w:uiPriority="9" w:unhideWhenUsed="1" w:qFormat="1"/>
-    <w:lsdException w:name="index 1" w:semiHidden="1" w:unhideWhenUsed="1"/>
-    <w:lsdException w:name="index 2" w:semiHidden="1" w:unhideWhenUsed="1"/>
-    <w:lsdException w:name="index 3" w:semiHidden="1" w:unhideWhenUsed="1"/>
-    <w:lsdException w:name="index 4" w:semiHidden="1" w:unhideWhenUsed="1"/>
-    <w:lsdException w:name="index 5" w:semiHidden="1" w:unhideWhenUsed="1"/>
-    <w:lsdException w:name="index 6" w:semiHidden="1" w:unhideWhenUsed="1"/>
-    <w:lsdException w:name="index 7" w:semiHidden="1" w:unhideWhenUsed="1"/>
-    <w:lsdException w:name="index 8" w:semiHidden="1" w:unhideWhenUsed="1"/>
-    <w:lsdException w:name="index 9" w:semiHidden="1" w:unhideWhenUsed="1"/>
-    <w:lsdException w:name="toc 1" w:semiHidden="1" w:uiPriority="39" w:unhideWhenUsed="1"/>
-    <w:lsdException w:name="toc 2" w:semiHidden="1" w:uiPriority="39" w:unhideWhenUsed="1"/>
-    <w:lsdException w:name="toc 3" w:semiHidden="1" w:uiPriority="39" w:unhideWhenUsed="1"/>
-    <w:lsdException w:name="toc 4" w:semiHidden="1" w:uiPriority="39" w:unhideWhenUsed="1"/>
-    <w:lsdException w:name="toc 5" w:semiHidden="1" w:uiPriority="39" w:unhideWhenUsed="1"/>
-    <w:lsdException w:name="toc 6" w:semiHidden="1" w:uiPriority="39" w:unhideWhenUsed="1"/>
-    <w:lsdException w:name="toc 7" w:semiHidden="1" w:uiPriority="39" w:unhideWhenUsed="1"/>
-    <w:lsdException w:name="toc 8" w:semiHidden="1" w:uiPriority="39" w:unhideWhenUsed="1"/>
-    <w:lsdException w:name="toc 9" w:semiHidden="1" w:uiPriority="39" w:unhideWhenUsed="1"/>
-    <w:lsdException w:name="Normal Indent" w:semiHidden="1" w:unhideWhenUsed="1"/>
-    <w:lsdException w:name="footnote text" w:semiHidden="1" w:unhideWhenUsed="1"/>
-    <w:lsdException w:name="annotation text" w:semiHidden="1" w:unhideWhenUsed="1"/>
-    <w:lsdException w:name="header" w:semiHidden="1" w:unhideWhenUsed="1"/>
-    <w:lsdException w:name="footer" w:semiHidden="1" w:unhideWhenUsed="1"/>
-    <w:lsdException w:name="index heading" w:semiHidden="1" w:unhideWhenUsed="1"/>
-    <w:lsdException w:name="caption" w:semiHidden="1" w:uiPriority="35" w:unhideWhenUsed="1" w:qFormat="1"/>
-    <w:lsdException w:name="table of figures" w:semiHidden="1" w:unhideWhenUsed="1"/>
-    <w:lsdException w:name="envelope address" w:semiHidden="1" w:unhideWhenUsed="1"/>
-    <w:lsdException w:name="envelope return" w:semiHidden="1" w:unhideWhenUsed="1"/>
-    <w:lsdException w:name="footnote reference" w:semiHidden="1" w:unhideWhenUsed="1"/>
-    <w:lsdException w:name="annotation reference" w:semiHidden="1" w:unhideWhenUsed="1"/>
-    <w:lsdException w:name="line number" w:semiHidden="1" w:unhideWhenUsed="1"/>
-    <w:lsdException w:name="page number" w:semiHidden="1" w:unhideWhenUsed="1"/>
-    <w:lsdException w:name="endnote reference" w:semiHidden="1" w:unhideWhenUsed="1"/>
-    <w:lsdException w:name="endnote text" w:semiHidden="1" w:unhideWhenUsed="1"/>
-    <w:lsdException w:name="table of authorities" w:semiHidden="1" w:unhideWhenUsed="1"/>
-    <w:lsdException w:name="macro" w:semiHidden="1" w:unhideWhenUsed="1"/>
-    <w:lsdException w:name="toa heading" w:semiHidden="1" w:unhideWhenUsed="1"/>
-    <w:lsdException w:name="List" w:semiHidden="1" w:unhideWhenUsed="1"/>
-    <w:lsdException w:name="List Bullet" w:semiHidden="1" w:unhideWhenUsed="1"/>
-    <w:lsdException w:name="List Number" w:semiHidden="1" w:unhideWhenUsed="1"/>
-    <w:lsdException w:name="List 2" w:semiHidden="1" w:unhideWhenUsed="1"/>
-    <w:lsdException w:name="List 3" w:semiHidden="1" w:unhideWhenUsed="1"/>
-    <w:lsdException w:name="List 4" w:semiHidden="1" w:unhideWhenUsed="1"/>
-    <w:lsdException w:name="List 5" w:semiHidden="1" w:unhideWhenUsed="1"/>
-    <w:lsdException w:name="List Bullet 2" w:semiHidden="1" w:unhideWhenUsed="1"/>
-    <w:lsdException w:name="List Bullet 3" w:semiHidden="1" w:unhideWhenUsed="1"/>
-    <w:lsdException w:name="List Bullet 4" w:semiHidden="1" w:unhideWhenUsed="1"/>
-    <w:lsdException w:name="List Bullet 5" w:semiHidden="1" w:unhideWhenUsed="1"/>
-    <w:lsdException w:name="List Number 2" w:semiHidden="1" w:unhideWhenUsed="1"/>
-    <w:lsdException w:name="List Number 3" w:semiHidden="1" w:unhideWhenUsed="1"/>
-    <w:lsdException w:name="List Number 4" w:semiHidden="1" w:unhideWhenUsed="1"/>
-    <w:lsdException w:name="List Number 5" w:semiHidden="1" w:unhideWhenUsed="1"/>
-    <w:lsdException w:name="Title" w:uiPriority="10" w:qFormat="1"/>
-    <w:lsdException w:name="Closing" w:semiHidden="1" w:unhideWhenUsed="1"/>
-    <w:lsdException w:name="Signature" w:semiHidden="1" w:unhideWhenUsed="1"/>
-    <w:lsdException w:name="Default Paragraph Font" w:semiHidden="1" w:uiPriority="1" w:unhideWhenUsed="1"/>
-    <w:lsdException w:name="Body Text" w:semiHidden="1" w:unhideWhenUsed="1"/>
-    <w:lsdException w:name="Body Text Indent" w:semiHidden="1" w:unhideWhenUsed="1"/>
-    <w:lsdException w:name="List Continue" w:semiHidden="1" w:unhideWhenUsed="1"/>
-    <w:lsdException w:name="List Continue 2" w:semiHidden="1" w:unhideWhenUsed="1"/>
-    <w:lsdException w:name="List Continue 3" w:semiHidden="1" w:unhideWhenUsed="1"/>
-    <w:lsdException w:name="List Continue 4" w:semiHidden="1" w:unhideWhenUsed="1"/>
-    <w:lsdException w:name="List Continue 5" w:semiHidden="1" w:unhideWhenUsed="1"/>
-    <w:lsdException w:name="Message Header" w:semiHidden="1" w:unhideWhenUsed="1"/>
-    <w:lsdException w:name="Subtitle" w:uiPriority="11" w:qFormat="1"/>
-    <w:lsdException w:name="Salutation" w:semiHidden="1" w:unhideWhenUsed="1"/>
-    <w:lsdException w:name="Date" w:semiHidden="1" w:unhideWhenUsed="1"/>
-    <w:lsdException w:name="Body Text First Indent" w:semiHidden="1" w:unhideWhenUsed="1"/>
-    <w:lsdException w:name="Body Text First Indent 2" w:semiHidden="1" w:unhideWhenUsed="1"/>
-    <w:lsdException w:name="Note Heading" w:semiHidden="1" w:unhideWhenUsed="1"/>
-    <w:lsdException w:name="Body Text 2" w:semiHidden="1" w:unhideWhenUsed="1"/>
-    <w:lsdException w:name="Body Text 3" w:semiHidden="1" w:unhideWhenUsed="1"/>
-    <w:lsdException w:name="Body Text Indent 2" w:semiHidden="1" w:unhideWhenUsed="1"/>
-    <w:lsdException w:name="Body Text Indent 3" w:semiHidden="1" w:unhideWhenUsed="1"/>
-    <w:lsdException w:name="Block Text" w:semiHidden="1" w:unhideWhenUsed="1"/>
-    <w:lsdException w:name="Hyperlink" w:semiHidden="1" w:unhideWhenUsed="1"/>
-    <w:lsdException w:name="FollowedHyperlink" w:semiHidden="1" w:unhideWhenUsed="1"/>
-    <w:lsdException w:name="Strong" w:uiPriority="22" w:qFormat="1"/>
-    <w:lsdException w:name="Emphasis" w:uiPriority="20" w:qFormat="1"/>
-    <w:lsdException w:name="Document Map" w:semiHidden="1" w:unhideWhenUsed="1"/>
-    <w:lsdException w:name="Plain Text" w:semiHidden="1" w:unhideWhenUsed="1"/>
-    <w:lsdException w:name="E-mail Signature" w:semiHidden="1" w:unhideWhenUsed="1"/>
-    <w:lsdException w:name="HTML Top of Form" w:semiHidden="1" w:unhideWhenUsed="1"/>
-    <w:lsdException w:name="HTML Bottom of Form" w:semiHidden="1" w:unhideWhenUsed="1"/>
-    <w:lsdException w:name="Normal (Web)" w:semiHidden="1" w:unhideWhenUsed="1"/>
-    <w:lsdException w:name="HTML Acronym" w:semiHidden="1" w:unhideWhenUsed="1"/>
-    <w:lsdException w:name="HTML Address" w:semiHidden="1" w:unhideWhenUsed="1"/>
-    <w:lsdException w:name="HTML Cite" w:semiHidden="1" w:unhideWhenUsed="1"/>
-    <w:lsdException w:name="HTML Code" w:semiHidden="1" w:unhideWhenUsed="1"/>
-    <w:lsdException w:name="HTML Definition" w:semiHidden="1" w:unhideWhenUsed="1"/>
-    <w:lsdException w:name="HTML Keyboard" w:semiHidden="1" w:unhideWhenUsed="1"/>
-    <w:lsdException w:name="HTML Preformatted" w:semiHidden="1" w:unhideWhenUsed="1"/>
-    <w:lsdException w:name="HTML Sample" w:semiHidden="1" w:unhideWhenUsed="1"/>
-    <w:lsdException w:name="HTML Typewriter" w:semiHidden="1" w:unhideWhenUsed="1"/>
-    <w:lsdException w:name="HTML Variable" w:semiHidden="1" w:unhideWhenUsed="1"/>
-    <w:lsdException w:name="Normal Table" w:semiHidden="1" w:unhideWhenUsed="1"/>
-    <w:lsdException w:name="annotation subject" w:semiHidden="1" w:unhideWhenUsed="1"/>
-    <w:lsdException w:name="No List" w:semiHidden="1" w:unhideWhenUsed="1"/>
-    <w:lsdException w:name="Outline List 1" w:semiHidden="1" w:unhideWhenUsed="1"/>
-    <w:lsdException w:name="Outline List 2" w:semiHidden="1" w:unhideWhenUsed="1"/>
-    <w:lsdException w:name="Outline List 3" w:semiHidden="1" w:unhideWhenUsed="1"/>
-    <w:lsdException w:name="Table Simple 1" w:semiHidden="1" w:unhideWhenUsed="1"/>
-    <w:lsdException w:name="Table Simple 2" w:semiHidden="1" w:unhideWhenUsed="1"/>
-    <w:lsdException w:name="Table Simple 3" w:semiHidden="1" w:unhideWhenUsed="1"/>
-    <w:lsdException w:name="Table Classic 1" w:semiHidden="1" w:unhideWhenUsed="1"/>
-    <w:lsdException w:name="Table Classic 2" w:semiHidden="1" w:unhideWhenUsed="1"/>
-    <w:lsdException w:name="Table Classic 3" w:semiHidden="1" w:unhideWhenUsed="1"/>
-    <w:lsdException w:name="Table Classic 4" w:semiHidden="1" w:unhideWhenUsed="1"/>
-    <w:lsdException w:name="Table Colorful 1" w:semiHidden="1" w:unhideWhenUsed="1"/>
-    <w:lsdException w:name="Table Colorful 2" w:semiHidden="1" w:unhideWhenUsed="1"/>
-    <w:lsdException w:name="Table Colorful 3" w:semiHidden="1" w:unhideWhenUsed="1"/>
-    <w:lsdException w:name="Table Columns 1" w:semiHidden="1" w:unhideWhenUsed="1"/>
-    <w:lsdException w:name="Table Columns 2" w:semiHidden="1" w:unhideWhenUsed="1"/>
-    <w:lsdException w:name="Table Columns 3" w:semiHidden="1" w:unhideWhenUsed="1"/>
-    <w:lsdException w:name="Table Columns 4" w:semiHidden="1" w:unhideWhenUsed="1"/>
-    <w:lsdException w:name="Table Columns 5" w:semiHidden="1" w:unhideWhenUsed="1"/>
-    <w:lsdException w:name="Table Grid 1" w:semiHidden="1" w:unhideWhenUsed="1"/>
-    <w:lsdException w:name="Table Grid 2" w:semiHidden="1" w:unhideWhenUsed="1"/>
-    <w:lsdException w:name="Table Grid 3" w:semiHidden="1" w:unhideWhenUsed="1"/>
-    <w:lsdException w:name="Table Grid 4" w:semiHidden="1" w:unhideWhenUsed="1"/>
-    <w:lsdException w:name="Table Grid 5" w:semiHidden="1" w:unhideWhenUsed="1"/>
-    <w:lsdException w:name="Table Grid 6" w:semiHidden="1" w:unhideWhenUsed="1"/>
-    <w:lsdException w:name="Table Grid 7" w:semiHidden="1" w:unhideWhenUsed="1"/>
-    <w:lsdException w:name="Table Grid 8" w:semiHidden="1" w:unhideWhenUsed="1"/>
-    <w:lsdException w:name="Table List 1" w:semiHidden="1" w:unhideWhenUsed="1"/>
-    <w:lsdException w:name="Table List 2" w:semiHidden="1" w:unhideWhenUsed="1"/>
-    <w:lsdException w:name="Table List 3" w:semiHidden="1" w:unhideWhenUsed="1"/>
-    <w:lsdException w:name="Table List 4" w:semiHidden="1" w:unhideWhenUsed="1"/>
-    <w:lsdException w:name="Table List 5" w:semiHidden="1" w:unhideWhenUsed="1"/>
-    <w:lsdException w:name="Table List 6" w:semiHidden="1" w:unhideWhenUsed="1"/>
-    <w:lsdException w:name="Table List 7" w:semiHidden="1" w:unhideWhenUsed="1"/>
-    <w:lsdException w:name="Table List 8" w:semiHidden="1" w:unhideWhenUsed="1"/>
-    <w:lsdException w:name="Table 3D effects 1" w:semiHidden="1" w:unhideWhenUsed="1"/>
-    <w:lsdException w:name="Table 3D effects 2" w:semiHidden="1" w:unhideWhenUsed="1"/>
-    <w:lsdException w:name="Table 3D effects 3" w:semiHidden="1" w:unhideWhenUsed="1"/>
-    <w:lsdException w:name="Table Contemporary" w:semiHidden="1" w:unhideWhenUsed="1"/>
-    <w:lsdException w:name="Table Elegant" w:semiHidden="1" w:unhideWhenUsed="1"/>
-    <w:lsdException w:name="Table Professional" w:semiHidden="1" w:unhideWhenUsed="1"/>
-    <w:lsdException w:name="Table Subtle 1" w:semiHidden="1" w:unhideWhenUsed="1"/>
-    <w:lsdException w:name="Table Subtle 2" w:semiHidden="1" w:unhideWhenUsed="1"/>
-    <w:lsdException w:name="Table Web 1" w:semiHidden="1" w:unhideWhenUsed="1"/>
-    <w:lsdException w:name="Table Web 2" w:semiHidden="1" w:unhideWhenUsed="1"/>
-    <w:lsdException w:name="Table Web 3" w:semiHidden="1" w:unhideWhenUsed="1"/>
-    <w:lsdException w:name="Balloon Text" w:semiHidden="1" w:unhideWhenUsed="1"/>
-    <w:lsdException w:name="Table Grid" w:uiPriority="39"/>
-    <w:lsdException w:name="Table Theme" w:semiHidden="1" w:unhideWhenUsed="1"/>
-    <w:lsdException w:name="Placeholder Text" w:semiHidden="1"/>
-    <w:lsdException w:name="No Spacing" w:uiPriority="1" w:qFormat="1"/>
-    <w:lsdException w:name="Light Shading" w:uiPriority="60"/>
-    <w:lsdException w:name="Light List" w:uiPriority="61"/>
-    <w:lsdException w:name="Light Grid" w:uiPriority="62"/>
-    <w:lsdException w:name="Medium Shading 1" w:uiPriority="63"/>
-    <w:lsdException w:name="Medium Shading 2" w:uiPriority="64"/>
-    <w:lsdException w:name="Medium List 1" w:uiPriority="65"/>
-    <w:lsdException w:name="Medium List 2" w:uiPriority="66"/>
-    <w:lsdException w:name="Medium Grid 1" w:uiPriority="67"/>
-    <w:lsdException w:name="Medium Grid 2" w:uiPriority="68"/>
-    <w:lsdException w:name="Medium Grid 3" w:uiPriority="69"/>
-    <w:lsdException w:name="Dark List" w:uiPriority="70"/>
-    <w:lsdException w:name="Colorful Shading" w:uiPriority="71"/>
-    <w:lsdException w:name="Colorful List" w:uiPriority="72"/>
-    <w:lsdException w:name="Colorful Grid" w:uiPriority="73"/>
-    <w:lsdException w:name="Light Shading Accent 1" w:uiPriority="60"/>
-    <w:lsdException w:name="Light List Accent 1" w:uiPriority="61"/>
-    <w:lsdException w:name="Light Grid Accent 1" w:uiPriority="62"/>
-    <w:lsdException w:name="Medium Shading 1 Accent 1" w:uiPriority="63"/>
-    <w:lsdException w:name="Medium Shading 2 Accent 1" w:uiPriority="64"/>
-    <w:lsdException w:name="Medium List 1 Accent 1" w:uiPriority="65"/>
-    <w:lsdException w:name="Revision" w:semiHidden="1"/>
-    <w:lsdException w:name="List Paragraph" w:uiPriority="34" w:qFormat="1"/>
-    <w:lsdException w:name="Quote" w:uiPriority="29" w:qFormat="1"/>
-    <w:lsdException w:name="Intense Quote" w:uiPriority="30" w:qFormat="1"/>
-    <w:lsdException w:name="Medium List 2 Accent 1" w:uiPriority="66"/>
-    <w:lsdException w:name="Medium Grid 1 Accent 1" w:uiPriority="67"/>
-    <w:lsdException w:name="Medium Grid 2 Accent 1" w:uiPriority="68"/>
-    <w:lsdException w:name="Medium Grid 3 Accent 1" w:uiPriority="69"/>
-    <w:lsdException w:name="Dark List Accent 1" w:uiPriority="70"/>
-    <w:lsdException w:name="Colorful Shading Accent 1" w:uiPriority="71"/>
-    <w:lsdException w:name="Colorful List Accent 1" w:uiPriority="72"/>
-    <w:lsdException w:name="Colorful Grid Accent 1" w:uiPriority="73"/>
-    <w:lsdException w:name="Light Shading Accent 2" w:uiPriority="60"/>
-    <w:lsdException w:name="Light List Accent 2" w:uiPriority="61"/>
-    <w:lsdException w:name="Light Grid Accent 2" w:uiPriority="62"/>
-    <w:lsdException w:name="Medium Shading 1 Accent 2" w:uiPriority="63"/>
-    <w:lsdException w:name="Medium Shading 2 Accent 2" w:uiPriority="64"/>
-    <w:lsdException w:name="Medium List 1 Accent 2" w:uiPriority="65"/>
-    <w:lsdException w:name="Medium List 2 Accent 2" w:uiPriority="66"/>
-    <w:lsdException w:name="Medium Grid 1 Accent 2" w:uiPriority="67"/>
-    <w:lsdException w:name="Medium Grid 2 Accent 2" w:uiPriority="68"/>
-    <w:lsdException w:name="Medium Grid 3 Accent 2" w:uiPriority="69"/>
-    <w:lsdException w:name="Dark List Accent 2" w:uiPriority="70"/>
-    <w:lsdException w:name="Colorful Shading Accent 2" w:uiPriority="71"/>
-    <w:lsdException w:name="Colorful List Accent 2" w:uiPriority="72"/>
-    <w:lsdException w:name="Colorful Grid Accent 2" w:uiPriority="73"/>
-    <w:lsdException w:name="Light Shading Accent 3" w:uiPriority="60"/>
-    <w:lsdException w:name="Light List Accent 3" w:uiPriority="61"/>
-    <w:lsdException w:name="Light Grid Accent 3" w:uiPriority="62"/>
-    <w:lsdException w:name="Medium Shading 1 Accent 3" w:uiPriority="63"/>
-    <w:lsdException w:name="Medium Shading 2 Accent 3" w:uiPriority="64"/>
-    <w:lsdException w:name="Medium List 1 Accent 3" w:uiPriority="65"/>
-    <w:lsdException w:name="Medium List 2 Accent 3" w:uiPriority="66"/>
-    <w:lsdException w:name="Medium Grid 1 Accent 3" w:uiPriority="67"/>
-    <w:lsdException w:name="Medium Grid 2 Accent 3" w:uiPriority="68"/>
-    <w:lsdException w:name="Medium Grid 3 Accent 3" w:uiPriority="69"/>
-    <w:lsdException w:name="Dark List Accent 3" w:uiPriority="70"/>
-    <w:lsdException w:name="Colorful Shading Accent 3" w:uiPriority="71"/>
-    <w:lsdException w:name="Colorful List Accent 3" w:uiPriority="72"/>
-    <w:lsdException w:name="Colorful Grid Accent 3" w:uiPriority="73"/>
-    <w:lsdException w:name="Light Shading Accent 4" w:uiPriority="60"/>
-    <w:lsdException w:name="Light List Accent 4" w:uiPriority="61"/>
-    <w:lsdException w:name="Light Grid Accent 4" w:uiPriority="62"/>
-    <w:lsdException w:name="Medium Shading 1 Accent 4" w:uiPriority="63"/>
-    <w:lsdException w:name="Medium Shading 2 Accent 4" w:uiPriority="64"/>
-    <w:lsdException w:name="Medium List 1 Accent 4" w:uiPriority="65"/>
-    <w:lsdException w:name="Medium List 2 Accent 4" w:uiPriority="66"/>
-    <w:lsdException w:name="Medium Grid 1 Accent 4" w:uiPriority="67"/>
-    <w:lsdException w:name="Medium Grid 2 Accent 4" w:uiPriority="68"/>
-    <w:lsdException w:name="Medium Grid 3 Accent 4" w:uiPriority="69"/>
-    <w:lsdException w:name="Dark List Accent 4" w:uiPriority="70"/>
-    <w:lsdException w:name="Colorful Shading Accent 4" w:uiPriority="71"/>
-    <w:lsdException w:name="Colorful List Accent 4" w:uiPriority="72"/>
-    <w:lsdException w:name="Colorful Grid Accent 4" w:uiPriority="73"/>
-    <w:lsdException w:name="Light Shading Accent 5" w:uiPriority="60"/>
-    <w:lsdException w:name="Light List Accent 5" w:uiPriority="61"/>
-    <w:lsdException w:name="Light Grid Accent 5" w:uiPriority="62"/>
-    <w:lsdException w:name="Medium Shading 1 Accent 5" w:uiPriority="63"/>
-    <w:lsdException w:name="Medium Shading 2 Accent 5" w:uiPriority="64"/>
-    <w:lsdException w:name="Medium List 1 Accent 5" w:uiPriority="65"/>
-    <w:lsdException w:name="Medium List 2 Accent 5" w:uiPriority="66"/>
-    <w:lsdException w:name="Medium Grid 1 Accent 5" w:uiPriority="67"/>
-    <w:lsdException w:name="Medium Grid 2 Accent 5" w:uiPriority="68"/>
-    <w:lsdException w:name="Medium Grid 3 Accent 5" w:uiPriority="69"/>
-    <w:lsdException w:name="Dark List Accent 5" w:uiPriority="70"/>
-    <w:lsdException w:name="Colorful Shading Accent 5" w:uiPriority="71"/>
-    <w:lsdException w:name="Colorful List Accent 5" w:uiPriority="72"/>
-    <w:lsdException w:name="Colorful Grid Accent 5" w:uiPriority="73"/>
-    <w:lsdException w:name="Light Shading Accent 6" w:uiPriority="60"/>
-    <w:lsdException w:name="Light List Accent 6" w:uiPriority="61"/>
-    <w:lsdException w:name="Light Grid Accent 6" w:uiPriority="62"/>
-    <w:lsdException w:name="Medium Shading 1 Accent 6" w:uiPriority="63"/>
-    <w:lsdException w:name="Medium Shading 2 Accent 6" w:uiPriority="64"/>
-    <w:lsdException w:name="Medium List 1 Accent 6" w:uiPriority="65"/>
-    <w:lsdException w:name="Medium List 2 Accent 6" w:uiPriority="66"/>
-    <w:lsdException w:name="Medium Grid 1 Accent 6" w:uiPriority="67"/>
-    <w:lsdException w:name="Medium Grid 2 Accent 6" w:uiPriority="68"/>
-    <w:lsdException w:name="Medium Grid 3 Accent 6" w:uiPriority="69"/>
-    <w:lsdException w:name="Dark List Accent 6" w:uiPriority="70"/>
-    <w:lsdException w:name="Colorful Shading Accent 6" w:uiPriority="71"/>
-    <w:lsdException w:name="Colorful List Accent 6" w:uiPriority="72"/>
-    <w:lsdException w:name="Colorful Grid Accent 6" w:uiPriority="73"/>
-    <w:lsdException w:name="Subtle Emphasis" w:uiPriority="19" w:qFormat="1"/>
-    <w:lsdException w:name="Intense Emphasis" w:uiPriority="21" w:qFormat="1"/>
-    <w:lsdException w:name="Subtle Reference" w:uiPriority="31" w:qFormat="1"/>
-    <w:lsdException w:name="Intense Reference" w:uiPriority="32" w:qFormat="1"/>
-    <w:lsdException w:name="Book Title" w:uiPriority="33" w:qFormat="1"/>
-    <w:lsdException w:name="Bibliography" w:semiHidden="1" w:uiPriority="37" w:unhideWhenUsed="1"/>
-    <w:lsdException w:name="TOC Heading" w:semiHidden="1" w:uiPriority="39" w:unhideWhenUsed="1" w:qFormat="1"/>
-    <w:lsdException w:name="Plain Table 1" w:uiPriority="41"/>
-    <w:lsdException w:name="Plain Table 2" w:uiPriority="42"/>
-    <w:lsdException w:name="Plain Table 3" w:uiPriority="43"/>
-    <w:lsdException w:name="Plain Table 4" w:uiPriority="44"/>
-    <w:lsdException w:name="Plain Table 5" w:uiPriority="45"/>
-    <w:lsdException w:name="Grid Table Light" w:uiPriority="40"/>
-    <w:lsdException w:name="Grid Table 1 Light" w:uiPriority="46"/>
-    <w:lsdException w:name="Grid Table 2" w:uiPriority="47"/>
-    <w:lsdException w:name="Grid Table 3" w:uiPriority="48"/>
-    <w:lsdException w:name="Grid Table 4" w:uiPriority="49"/>
-    <w:lsdException w:name="Grid Table 5 Dark" w:uiPriority="50"/>
-    <w:lsdException w:name="Grid Table 6 Colorful" w:uiPriority="51"/>
-    <w:lsdException w:name="Grid Table 7 Colorful" w:uiPriority="52"/>
-    <w:lsdException w:name="Grid Table 1 Light Accent 1" w:uiPriority="46"/>
-    <w:lsdException w:name="Grid Table 2 Accent 1" w:uiPriority="47"/>
-    <w:lsdException w:name="Grid Table 3 Accent 1" w:uiPriority="48"/>
-    <w:lsdException w:name="Grid Table 4 Accent 1" w:uiPriority="49"/>
-    <w:lsdException w:name="Grid Table 5 Dark Accent 1" w:uiPriority="50"/>
-    <w:lsdException w:name="Grid Table 6 Colorful Accent 1" w:uiPriority="51"/>
-    <w:lsdException w:name="Grid Table 7 Colorful Accent 1" w:uiPriority="52"/>
-    <w:lsdException w:name="Grid Table 1 Light Accent 2" w:uiPriority="46"/>
-    <w:lsdException w:name="Grid Table 2 Accent 2" w:uiPriority="47"/>
-    <w:lsdException w:name="Grid Table 3 Accent 2" w:uiPriority="48"/>
-    <w:lsdException w:name="Grid Table 4 Accent 2" w:uiPriority="49"/>
-    <w:lsdException w:name="Grid Table 5 Dark Accent 2" w:uiPriority="50"/>
-    <w:lsdException w:name="Grid Table 6 Colorful Accent 2" w:uiPriority="51"/>
-    <w:lsdException w:name="Grid Table 7 Colorful Accent 2" w:uiPriority="52"/>
-    <w:lsdException w:name="Grid Table 1 Light Accent 3" w:uiPriority="46"/>
-    <w:lsdException w:name="Grid Table 2 Accent 3" w:uiPriority="47"/>
-    <w:lsdException w:name="Grid Table 3 Accent 3" w:uiPriority="48"/>
-    <w:lsdException w:name="Grid Table 4 Accent 3" w:uiPriority="49"/>
-    <w:lsdException w:name="Grid Table 5 Dark Accent 3" w:uiPriority="50"/>
-    <w:lsdException w:name="Grid Table 6 Colorful Accent 3" w:uiPriority="51"/>
-    <w:lsdException w:name="Grid Table 7 Colorful Accent 3" w:uiPriority="52"/>
-    <w:lsdException w:name="Grid Table 1 Light Accent 4" w:uiPriority="46"/>
-    <w:lsdException w:name="Grid Table 2 Accent 4" w:uiPriority="47"/>
-    <w:lsdException w:name="Grid Table 3 Accent 4" w:uiPriority="48"/>
-    <w:lsdException w:name="Grid Table 4 Accent 4" w:uiPriority="49"/>
-    <w:lsdException w:name="Grid Table 5 Dark Accent 4" w:uiPriority="50"/>
-    <w:lsdException w:name="Grid Table 6 Colorful Accent 4" w:uiPriority="51"/>
-    <w:lsdException w:name="Grid Table 7 Colorful Accent 4" w:uiPriority="52"/>
-    <w:lsdException w:name="Grid Table 1 Light Accent 5" w:uiPriority="46"/>
-    <w:lsdException w:name="Grid Table 2 Accent 5" w:uiPriority="47"/>
-    <w:lsdException w:name="Grid Table 3 Accent 5" w:uiPriority="48"/>
-    <w:lsdException w:name="Grid Table 4 Accent 5" w:uiPriority="49"/>
-    <w:lsdException w:name="Grid Table 5 Dark Accent 5" w:uiPriority="50"/>
-    <w:lsdException w:name="Grid Table 6 Colorful Accent 5" w:uiPriority="51"/>
-    <w:lsdException w:name="Grid Table 7 Colorful Accent 5" w:uiPriority="52"/>
-    <w:lsdException w:name="Grid Table 1 Light Accent 6" w:uiPriority="46"/>
-    <w:lsdException w:name="Grid Table 2 Accent 6" w:uiPriority="47"/>
-    <w:lsdException w:name="Grid Table 3 Accent 6" w:uiPriority="48"/>
-    <w:lsdException w:name="Grid Table 4 Accent 6" w:uiPriority="49"/>
-    <w:lsdException w:name="Grid Table 5 Dark Accent 6" w:uiPriority="50"/>
-    <w:lsdException w:name="Grid Table 6 Colorful Accent 6" w:uiPriority="51"/>
-    <w:lsdException w:name="Grid Table 7 Colorful Accent 6" w:uiPriority="52"/>
-    <w:lsdException w:name="List Table 1 Light" w:uiPriority="46"/>
-    <w:lsdException w:name="List Table 2" w:uiPriority="47"/>
-    <w:lsdException w:name="List Table 3" w:uiPriority="48"/>
-    <w:lsdException w:name="List Table 4" w:uiPriority="49"/>
-    <w:lsdException w:name="List Table 5 Dark" w:uiPriority="50"/>
-    <w:lsdException w:name="List Table 6 Colorful" w:uiPriority="51"/>
-    <w:lsdException w:name="List Table 7 Colorful" w:uiPriority="52"/>
-    <w:lsdException w:name="List Table 1 Light Accent 1" w:uiPriority="46"/>
-    <w:lsdException w:name="List Table 2 Accent 1" w:uiPriority="47"/>
-    <w:lsdException w:name="List Table 3 Accent 1" w:uiPriority="48"/>
-    <w:lsdException w:name="List Table 4 Accent 1" w:uiPriority="49"/>
-    <w:lsdException w:name="List Table 5 Dark Accent 1" w:uiPriority="50"/>
-    <w:lsdException w:name="List Table 6 Colorful Accent 1" w:uiPriority="51"/>
-    <w:lsdException w:name="List Table 7 Colorful Accent 1" w:uiPriority="52"/>
-    <w:lsdException w:name="List Table 1 Light Accent 2" w:uiPriority="46"/>
-    <w:lsdException w:name="List Table 2 Accent 2" w:uiPriority="47"/>
-    <w:lsdException w:name="List Table 3 Accent 2" w:uiPriority="48"/>
-    <w:lsdException w:name="List Table 4 Accent 2" w:uiPriority="49"/>
-    <w:lsdException w:name="List Table 5 Dark Accent 2" w:uiPriority="50"/>
-    <w:lsdException w:name="List Table 6 Colorful Accent 2" w:uiPriority="51"/>
-    <w:lsdException w:name="List Table 7 Colorful Accent 2" w:uiPriority="52"/>
-    <w:lsdException w:name="List Table 1 Light Accent 3" w:uiPriority="46"/>
-    <w:lsdException w:name="List Table 2 Accent 3" w:uiPriority="47"/>
-    <w:lsdException w:name="List Table 3 Accent 3" w:uiPriority="48"/>
-    <w:lsdException w:name="List Table 4 Accent 3" w:uiPriority="49"/>
-    <w:lsdException w:name="List Table 5 Dark Accent 3" w:uiPriority="50"/>
-    <w:lsdException w:name="List Table 6 Colorful Accent 3" w:uiPriority="51"/>
-    <w:lsdException w:name="List Table 7 Colorful Accent 3" w:uiPriority="52"/>
-    <w:lsdException w:name="List Table 1 Light Accent 4" w:uiPriority="46"/>
-    <w:lsdException w:name="List Table 2 Accent 4" w:uiPriority="47"/>
-    <w:lsdException w:name="List Table 3 Accent 4" w:uiPriority="48"/>
-    <w:lsdException w:name="List Table 4 Accent 4" w:uiPriority="49"/>
-    <w:lsdException w:name="List Table 5 Dark Accent 4" w:uiPriority="50"/>
-    <w:lsdException w:name="List Table 6 Colorful Accent 4" w:uiPriority="51"/>
-    <w:lsdException w:name="List Table 7 Colorful Accent 4" w:uiPriority="52"/>
-    <w:lsdException w:name="List Table 1 Light Accent 5" w:uiPriority="46"/>
-    <w:lsdException w:name="List Table 2 Accent 5" w:uiPriority="47"/>
-    <w:lsdException w:name="List Table 3 Accent 5" w:uiPriority="48"/>
-    <w:lsdException w:name="List Table 4 Accent 5" w:uiPriority="49"/>
-    <w:lsdException w:name="List Table 5 Dark Accent 5" w:uiPriority="50"/>
-    <w:lsdException w:name="List Table 6 Colorful Accent 5" w:uiPriority="51"/>
-    <w:lsdException w:name="List Table 7 Colorful Accent 5" w:uiPriority="52"/>
-    <w:lsdException w:name="List Table 1 Light Accent 6" w:uiPriority="46"/>
-    <w:lsdException w:name="List Table 2 Accent 6" w:uiPriority="47"/>
-    <w:lsdException w:name="List Table 3 Accent 6" w:uiPriority="48"/>
-    <w:lsdException w:name="List Table 4 Accent 6" w:uiPriority="49"/>
-    <w:lsdException w:name="List Table 5 Dark Accent 6" w:uiPriority="50"/>
-    <w:lsdException w:name="List Table 6 Colorful Accent 6" w:uiPriority="51"/>
-    <w:lsdException w:name="List Table 7 Colorful Accent 6" w:uiPriority="52"/>
-  </w:latentStyles>
-  <w:style w:type="paragraph" w:default="1" w:styleId="Normal">
-    <w:name w:val="Normal"/>
-    <w:qFormat/>
-  </w:style>
-  <w:style w:type="character" w:default="1" w:styleId="Fuentedeprrafopredeter">
-    <w:name w:val="Default Paragraph Font"/>
-    <w:uiPriority w:val="1"/>
-    <w:semiHidden/>
-    <w:unhideWhenUsed/>
-  </w:style>
-  <w:style w:type="table" w:default="1" w:styleId="Tablanormal">
-    <w:name w:val="Normal Table"/>
-    <w:uiPriority w:val="99"/>
-    <w:semiHidden/>
-    <w:unhideWhenUsed/>
-    <w:tblPr>
-      <w:tblInd w:w="0" w:type="dxa"/>
-      <w:tblCellMar>
-        <w:top w:w="0" w:type="dxa"/>
-        <w:left w:w="108" w:type="dxa"/>
-        <w:bottom w:w="0" w:type="dxa"/>
-        <w:right w:w="108" w:type="dxa"/>
-      </w:tblCellMar>
-    </w:tblPr>
-  </w:style>
-  <w:style w:type="numbering" w:default="1" w:styleId="Sinlista">
-    <w:name w:val="No List"/>
-    <w:uiPriority w:val="99"/>
-    <w:semiHidden/>
-    <w:unhideWhenUsed/>
-  </w:style>
-</w:styles>
-</file>
-
-<file path=word/glossary/webSettings.xml><?xml version="1.0" encoding="utf-8"?>
-<w:webSettings xmlns:mc="http://schemas.openxmlformats.org/markup-compatibility/2006" xmlns:r="http://schemas.openxmlformats.org/officeDocument/2006/relationships" xmlns:w="http://schemas.openxmlformats.org/wordprocessingml/2006/main" xmlns:w14="http://schemas.microsoft.com/office/word/2010/wordml" xmlns:w15="http://schemas.microsoft.com/office/word/2012/wordml" xmlns:w16se="http://schemas.microsoft.com/office/word/2015/wordml/symex" mc:Ignorable="w14 w15 w16se"/>
 </file>
 
 <file path=word/theme/theme1.xml><?xml version="1.0" encoding="utf-8"?>
@@ -8852,15 +8559,6 @@
 </file>
 
 <file path=customXml/item1.xml><?xml version="1.0" encoding="utf-8"?>
-<?mso-contentType ?>
-<FormTemplates xmlns="http://schemas.microsoft.com/sharepoint/v3/contenttype/forms">
-  <Display>DocumentLibraryForm</Display>
-  <Edit>DocumentLibraryForm</Edit>
-  <New>DocumentLibraryForm</New>
-</FormTemplates>
-</file>
-
-<file path=customXml/item2.xml><?xml version="1.0" encoding="utf-8"?>
 <ct:contentTypeSchema xmlns:ct="http://schemas.microsoft.com/office/2006/metadata/contentType" xmlns:ma="http://schemas.microsoft.com/office/2006/metadata/properties/metaAttributes" ct:_="" ma:_="" ma:contentTypeName="Documento" ma:contentTypeID="0x010100E96778489EE7714D8BD12CC105EB918B" ma:contentTypeVersion="2" ma:contentTypeDescription="Crear nuevo documento." ma:contentTypeScope="" ma:versionID="416c5c7ae9b5d54d83875cd3c65194e3">
   <xsd:schema xmlns:xsd="http://www.w3.org/2001/XMLSchema" xmlns:xs="http://www.w3.org/2001/XMLSchema" xmlns:p="http://schemas.microsoft.com/office/2006/metadata/properties" xmlns:ns2="126e8a1c-9ea9-435a-ac89-d06c80d62e30" targetNamespace="http://schemas.microsoft.com/office/2006/metadata/properties" ma:root="true" ma:fieldsID="70a237c842677bd850644f8595079f5e" ns2:_="">
     <xsd:import namespace="126e8a1c-9ea9-435a-ac89-d06c80d62e30"/>
@@ -8992,25 +8690,26 @@
 </ct:contentTypeSchema>
 </file>
 
+<file path=customXml/item2.xml><?xml version="1.0" encoding="utf-8"?>
+<?mso-contentType ?>
+<FormTemplates xmlns="http://schemas.microsoft.com/sharepoint/v3/contenttype/forms">
+  <Display>DocumentLibraryForm</Display>
+  <Edit>DocumentLibraryForm</Edit>
+  <New>DocumentLibraryForm</New>
+</FormTemplates>
+</file>
+
 <file path=customXml/item3.xml><?xml version="1.0" encoding="utf-8"?>
+<b:Sources xmlns:b="http://schemas.openxmlformats.org/officeDocument/2006/bibliography" xmlns="http://schemas.openxmlformats.org/officeDocument/2006/bibliography" SelectedStyle="\APASixthEditionOfficeOnline.xsl" StyleName="APA" Version="6"/>
+</file>
+
+<file path=customXml/item4.xml><?xml version="1.0" encoding="utf-8"?>
 <p:properties xmlns:p="http://schemas.microsoft.com/office/2006/metadata/properties" xmlns:xsi="http://www.w3.org/2001/XMLSchema-instance" xmlns:pc="http://schemas.microsoft.com/office/infopath/2007/PartnerControls">
   <documentManagement/>
 </p:properties>
 </file>
 
-<file path=customXml/item4.xml><?xml version="1.0" encoding="utf-8"?>
-<b:Sources xmlns:b="http://schemas.openxmlformats.org/officeDocument/2006/bibliography" xmlns="http://schemas.openxmlformats.org/officeDocument/2006/bibliography" SelectedStyle="\APASixthEditionOfficeOnline.xsl" StyleName="APA" Version="6"/>
-</file>
-
 <file path=customXml/itemProps1.xml><?xml version="1.0" encoding="utf-8"?>
-<ds:datastoreItem xmlns:ds="http://schemas.openxmlformats.org/officeDocument/2006/customXml" ds:itemID="{DABAA964-10BA-4DBC-ABF2-CDEAC0FAF7AA}">
-  <ds:schemaRefs>
-    <ds:schemaRef ds:uri="http://schemas.microsoft.com/sharepoint/v3/contenttype/forms"/>
-  </ds:schemaRefs>
-</ds:datastoreItem>
-</file>
-
-<file path=customXml/itemProps2.xml><?xml version="1.0" encoding="utf-8"?>
 <ds:datastoreItem xmlns:ds="http://schemas.openxmlformats.org/officeDocument/2006/customXml" ds:itemID="{0DBFA5EC-D8FC-425E-9DFF-39C8E6B80B6D}">
   <ds:schemaRefs>
     <ds:schemaRef ds:uri="http://schemas.microsoft.com/office/2006/metadata/contentType"/>
@@ -9028,26 +8727,27 @@
 </ds:datastoreItem>
 </file>
 
+<file path=customXml/itemProps2.xml><?xml version="1.0" encoding="utf-8"?>
+<ds:datastoreItem xmlns:ds="http://schemas.openxmlformats.org/officeDocument/2006/customXml" ds:itemID="{DABAA964-10BA-4DBC-ABF2-CDEAC0FAF7AA}">
+  <ds:schemaRefs>
+    <ds:schemaRef ds:uri="http://schemas.microsoft.com/sharepoint/v3/contenttype/forms"/>
+  </ds:schemaRefs>
+</ds:datastoreItem>
+</file>
+
 <file path=customXml/itemProps3.xml><?xml version="1.0" encoding="utf-8"?>
-<ds:datastoreItem xmlns:ds="http://schemas.openxmlformats.org/officeDocument/2006/customXml" ds:itemID="{5F1783E3-BA1C-4CA3-8E32-C9B378BBED03}">
+<ds:datastoreItem xmlns:ds="http://schemas.openxmlformats.org/officeDocument/2006/customXml" ds:itemID="{C841A8A6-B63A-444A-91B2-10973298D867}">
   <ds:schemaRefs>
-    <ds:schemaRef ds:uri="http://purl.org/dc/terms/"/>
-    <ds:schemaRef ds:uri="http://schemas.microsoft.com/office/2006/metadata/properties"/>
-    <ds:schemaRef ds:uri="http://schemas.openxmlformats.org/package/2006/metadata/core-properties"/>
-    <ds:schemaRef ds:uri="http://schemas.microsoft.com/office/infopath/2007/PartnerControls"/>
-    <ds:schemaRef ds:uri="http://www.w3.org/XML/1998/namespace"/>
-    <ds:schemaRef ds:uri="http://schemas.microsoft.com/office/2006/documentManagement/types"/>
-    <ds:schemaRef ds:uri="http://purl.org/dc/elements/1.1/"/>
-    <ds:schemaRef ds:uri="126e8a1c-9ea9-435a-ac89-d06c80d62e30"/>
-    <ds:schemaRef ds:uri="http://purl.org/dc/dcmitype/"/>
+    <ds:schemaRef ds:uri="http://schemas.openxmlformats.org/officeDocument/2006/bibliography"/>
   </ds:schemaRefs>
 </ds:datastoreItem>
 </file>
 
 <file path=customXml/itemProps4.xml><?xml version="1.0" encoding="utf-8"?>
-<ds:datastoreItem xmlns:ds="http://schemas.openxmlformats.org/officeDocument/2006/customXml" ds:itemID="{C841A8A6-B63A-444A-91B2-10973298D867}">
+<ds:datastoreItem xmlns:ds="http://schemas.openxmlformats.org/officeDocument/2006/customXml" ds:itemID="{5F1783E3-BA1C-4CA3-8E32-C9B378BBED03}">
   <ds:schemaRefs>
-    <ds:schemaRef ds:uri="http://schemas.openxmlformats.org/officeDocument/2006/bibliography"/>
+    <ds:schemaRef ds:uri="http://schemas.microsoft.com/office/2006/metadata/properties"/>
+    <ds:schemaRef ds:uri="http://schemas.microsoft.com/office/infopath/2007/PartnerControls"/>
   </ds:schemaRefs>
 </ds:datastoreItem>
 </file>